--- a/brand_templates/PECH_EMAIL_SIGNATURE_TEMPLATE.docx
+++ b/brand_templates/PECH_EMAIL_SIGNATURE_TEMPLATE.docx
@@ -2,21 +2,108 @@
 <file path=word/document.xml><?xml version="1.0" encoding="utf-8"?>
 <w:document xmlns:w="http://schemas.openxmlformats.org/wordprocessingml/2006/main" xmlns:m="http://schemas.openxmlformats.org/officeDocument/2006/math" xmlns:r="http://schemas.openxmlformats.org/officeDocument/2006/relationships" xmlns:o="urn:schemas-microsoft-com:office:office" xmlns:v="urn:schemas-microsoft-com:vml" xmlns:w10="urn:schemas-microsoft-com:office:word" xmlns:a="http://schemas.openxmlformats.org/drawingml/2006/main" xmlns:pic="http://schemas.openxmlformats.org/drawingml/2006/picture" xmlns:wp="http://schemas.openxmlformats.org/drawingml/2006/wordprocessingDrawing">
   <w:body>
+    <w:p>
+      <w:pPr>
+        <w:pBdr>
+          <w:top w:val="single" w:sz="12" w:space="1" w:color="00BFFF"/>
+          <w:bottom w:val="single" w:sz="36" w:space="0" w:color="F5A623"/>
+        </w:pBdr>
+        <w:spacing w:before="0" w:after="240"/>
+      </w:pPr>
+    </w:p>
+    <w:p>
+      <w:pPr>
+        <w:pBdr>
+          <w:bottom w:val="single" w:sz="6" w:space="1" w:color="00BFFF"/>
+        </w:pBdr>
+        <w:spacing w:before="0" w:after="120"/>
+      </w:pPr>
+    </w:p>
+    <w:p>
+      <w:pPr>
+        <w:jc w:val="center"/>
+        <w:spacing w:before="0" w:after="60"/>
+      </w:pPr>
+      <w:r>
+        <w:rPr>
+          <w:i/>
+          <w:color w:val="E08A00"/>
+          <w:sz w:val="18"/>
+          <w:szCs w:val="18"/>
+        </w:rPr>
+        <w:t>Technology &amp; Infrastructure Enablers for Africa</w:t>
+      </w:r>
+    </w:p>
+    <w:p>
+      <w:pPr>
+        <w:jc w:val="center"/>
+        <w:spacing w:before="200" w:after="40"/>
+      </w:pPr>
+      <w:r>
+        <w:rPr>
+          <w:b/>
+          <w:color w:val="0099CC"/>
+          <w:sz w:val="28"/>
+          <w:szCs w:val="28"/>
+        </w:rPr>
+        <w:t>PECH GROUP HOLDINGS LTD</w:t>
+      </w:r>
+    </w:p>
+    <w:p>
+      <w:pPr>
+        <w:pBdr>
+          <w:top w:val="single" w:sz="36" w:space="0" w:color="F5A623"/>
+          <w:bottom w:val="single" w:sz="12" w:space="1" w:color="00BFFF"/>
+        </w:pBdr>
+        <w:spacing w:after="0"/>
+      </w:pPr>
+    </w:p>
     <w:bookmarkStart w:id="29" w:name="Xfec53882f7f31e7f00d049c66e349ab1ad8576f"/>
     <w:p>
       <w:pPr>
         <w:pStyle w:val="Heading1"/>
+        <w:rPr>
+          <w:color w:val="0099CC"/>
+        </w:rPr>
+        <w:pBdr>
+          <w:bottom w:val="single" w:sz="18" w:space="2" w:color="F5A623"/>
+        </w:pBdr>
       </w:pPr>
       <w:r>
+        <w:rPr>
+          <w:b/>
+          <w:color w:val="0099CC"/>
+          <w:sz w:val="44"/>
+        </w:rPr>
         <w:t xml:space="preserve">PECH GROUP HOLDINGS LTD — EMAIL SIGNATURE TEMPLATE</w:t>
       </w:r>
     </w:p>
     <w:bookmarkStart w:id="28" w:name="design-specifications"/>
     <w:p>
       <w:pPr>
+        <w:pBdr>
+          <w:top w:val="single" w:sz="18" w:space="1" w:color="F5A623"/>
+          <w:bottom w:val="single" w:sz="6" w:space="1" w:color="0099CC"/>
+        </w:pBdr>
+        <w:spacing w:before="200" w:after="200"/>
+      </w:pPr>
+    </w:p>
+    <w:p>
+      <w:pPr>
         <w:pStyle w:val="Heading2"/>
+        <w:rPr>
+          <w:color w:val="0099CC"/>
+        </w:rPr>
+        <w:pBdr>
+          <w:bottom w:val="single" w:sz="6" w:space="2" w:color="00BFFF"/>
+        </w:pBdr>
       </w:pPr>
       <w:r>
+        <w:rPr>
+          <w:b/>
+          <w:color w:val="0099CC"/>
+          <w:sz w:val="32"/>
+        </w:rPr>
         <w:t xml:space="preserve">Design Specifications</w:t>
       </w:r>
     </w:p>
@@ -31,3285 +118,4022 @@
     <w:p>
       <w:pPr>
         <w:pStyle w:val="Heading3"/>
+        <w:rPr>
+          <w:color w:val="E08A00"/>
+        </w:rPr>
       </w:pPr>
       <w:r>
+        <w:rPr>
+          <w:b/>
+          <w:color w:val="E08A00"/>
+          <w:sz w:val="26"/>
+        </w:rPr>
         <w:t xml:space="preserve">HTML Version</w:t>
       </w:r>
     </w:p>
     <w:p>
       <w:pPr>
         <w:pStyle w:val="SourceCode"/>
+        <w:shd w:fill="1B2838" w:val="clear"/>
       </w:pPr>
       <w:r>
         <w:rPr>
           <w:rStyle w:val="CommentTok"/>
+          <w:color w:val="00BFFF"/>
         </w:rPr>
         <w:t xml:space="preserve">&lt;!-- PECH Group Holdings Ltd — Email Signature --&gt;</w:t>
       </w:r>
       <w:r>
-        <w:br/>
-      </w:r>
-      <w:r>
-        <w:rPr>
-          <w:rStyle w:val="DataTypeTok"/>
+        <w:rPr>
+          <w:color w:val="00BFFF"/>
+        </w:rPr>
+        <w:br/>
+      </w:r>
+      <w:r>
+        <w:rPr>
+          <w:rStyle w:val="DataTypeTok"/>
+          <w:color w:val="00BFFF"/>
         </w:rPr>
         <w:t xml:space="preserve">&lt;</w:t>
       </w:r>
       <w:r>
         <w:rPr>
           <w:rStyle w:val="KeywordTok"/>
+          <w:color w:val="00BFFF"/>
         </w:rPr>
         <w:t xml:space="preserve">table</w:t>
       </w:r>
       <w:r>
         <w:rPr>
           <w:rStyle w:val="NormalTok"/>
+          <w:color w:val="00BFFF"/>
         </w:rPr>
         <w:t xml:space="preserve"> </w:t>
       </w:r>
       <w:r>
         <w:rPr>
           <w:rStyle w:val="ErrorTok"/>
+          <w:color w:val="00BFFF"/>
         </w:rPr>
         <w:t xml:space="preserve">cellpadding</w:t>
       </w:r>
       <w:r>
         <w:rPr>
           <w:rStyle w:val="OtherTok"/>
+          <w:color w:val="00BFFF"/>
         </w:rPr>
         <w:t xml:space="preserve">=</w:t>
       </w:r>
       <w:r>
         <w:rPr>
           <w:rStyle w:val="StringTok"/>
+          <w:color w:val="00BFFF"/>
         </w:rPr>
         <w:t xml:space="preserve">"0"</w:t>
       </w:r>
       <w:r>
         <w:rPr>
           <w:rStyle w:val="NormalTok"/>
+          <w:color w:val="00BFFF"/>
         </w:rPr>
         <w:t xml:space="preserve"> </w:t>
       </w:r>
       <w:r>
         <w:rPr>
           <w:rStyle w:val="ErrorTok"/>
+          <w:color w:val="00BFFF"/>
         </w:rPr>
         <w:t xml:space="preserve">cellspacing</w:t>
       </w:r>
       <w:r>
         <w:rPr>
           <w:rStyle w:val="OtherTok"/>
+          <w:color w:val="00BFFF"/>
         </w:rPr>
         <w:t xml:space="preserve">=</w:t>
       </w:r>
       <w:r>
         <w:rPr>
           <w:rStyle w:val="StringTok"/>
+          <w:color w:val="00BFFF"/>
         </w:rPr>
         <w:t xml:space="preserve">"0"</w:t>
       </w:r>
       <w:r>
         <w:rPr>
           <w:rStyle w:val="NormalTok"/>
+          <w:color w:val="00BFFF"/>
         </w:rPr>
         <w:t xml:space="preserve"> </w:t>
       </w:r>
       <w:r>
         <w:rPr>
           <w:rStyle w:val="ErrorTok"/>
+          <w:color w:val="00BFFF"/>
         </w:rPr>
         <w:t xml:space="preserve">border</w:t>
       </w:r>
       <w:r>
         <w:rPr>
           <w:rStyle w:val="OtherTok"/>
+          <w:color w:val="00BFFF"/>
         </w:rPr>
         <w:t xml:space="preserve">=</w:t>
       </w:r>
       <w:r>
         <w:rPr>
           <w:rStyle w:val="StringTok"/>
+          <w:color w:val="00BFFF"/>
         </w:rPr>
         <w:t xml:space="preserve">"0"</w:t>
       </w:r>
       <w:r>
         <w:rPr>
           <w:rStyle w:val="NormalTok"/>
+          <w:color w:val="00BFFF"/>
         </w:rPr>
         <w:t xml:space="preserve"> </w:t>
       </w:r>
       <w:r>
         <w:rPr>
           <w:rStyle w:val="ErrorTok"/>
+          <w:color w:val="00BFFF"/>
         </w:rPr>
         <w:t xml:space="preserve">style</w:t>
       </w:r>
       <w:r>
         <w:rPr>
           <w:rStyle w:val="OtherTok"/>
+          <w:color w:val="00BFFF"/>
         </w:rPr>
         <w:t xml:space="preserve">=</w:t>
       </w:r>
       <w:r>
         <w:rPr>
           <w:rStyle w:val="StringTok"/>
+          <w:color w:val="00BFFF"/>
         </w:rPr>
         <w:t xml:space="preserve">"font-family: Arial, Helvetica, sans-serif; font-size: 13px; color: #333333; max-width: 500px;"</w:t>
       </w:r>
       <w:r>
         <w:rPr>
           <w:rStyle w:val="DataTypeTok"/>
-        </w:rPr>
-        <w:t xml:space="preserve">&gt;</w:t>
-      </w:r>
-      <w:r>
-        <w:br/>
-      </w:r>
-      <w:r>
-        <w:rPr>
-          <w:rStyle w:val="NormalTok"/>
+          <w:color w:val="00BFFF"/>
+        </w:rPr>
+        <w:t xml:space="preserve">&gt;</w:t>
+      </w:r>
+      <w:r>
+        <w:rPr>
+          <w:color w:val="00BFFF"/>
+        </w:rPr>
+        <w:br/>
+      </w:r>
+      <w:r>
+        <w:rPr>
+          <w:rStyle w:val="NormalTok"/>
+          <w:color w:val="00BFFF"/>
         </w:rPr>
         <w:t xml:space="preserve">  </w:t>
       </w:r>
       <w:r>
         <w:rPr>
           <w:rStyle w:val="DataTypeTok"/>
+          <w:color w:val="00BFFF"/>
         </w:rPr>
         <w:t xml:space="preserve">&lt;</w:t>
       </w:r>
       <w:r>
         <w:rPr>
           <w:rStyle w:val="KeywordTok"/>
+          <w:color w:val="00BFFF"/>
         </w:rPr>
         <w:t xml:space="preserve">tr</w:t>
       </w:r>
       <w:r>
         <w:rPr>
           <w:rStyle w:val="DataTypeTok"/>
-        </w:rPr>
-        <w:t xml:space="preserve">&gt;</w:t>
-      </w:r>
-      <w:r>
-        <w:br/>
-      </w:r>
-      <w:r>
-        <w:rPr>
-          <w:rStyle w:val="NormalTok"/>
+          <w:color w:val="00BFFF"/>
+        </w:rPr>
+        <w:t xml:space="preserve">&gt;</w:t>
+      </w:r>
+      <w:r>
+        <w:rPr>
+          <w:color w:val="00BFFF"/>
+        </w:rPr>
+        <w:br/>
+      </w:r>
+      <w:r>
+        <w:rPr>
+          <w:rStyle w:val="NormalTok"/>
+          <w:color w:val="00BFFF"/>
         </w:rPr>
         <w:t xml:space="preserve">    </w:t>
       </w:r>
       <w:r>
         <w:rPr>
           <w:rStyle w:val="DataTypeTok"/>
+          <w:color w:val="00BFFF"/>
         </w:rPr>
         <w:t xml:space="preserve">&lt;</w:t>
       </w:r>
       <w:r>
         <w:rPr>
           <w:rStyle w:val="KeywordTok"/>
+          <w:color w:val="00BFFF"/>
         </w:rPr>
         <w:t xml:space="preserve">td</w:t>
       </w:r>
       <w:r>
         <w:rPr>
           <w:rStyle w:val="NormalTok"/>
+          <w:color w:val="00BFFF"/>
         </w:rPr>
         <w:t xml:space="preserve"> </w:t>
       </w:r>
       <w:r>
         <w:rPr>
           <w:rStyle w:val="ErrorTok"/>
+          <w:color w:val="00BFFF"/>
         </w:rPr>
         <w:t xml:space="preserve">style</w:t>
       </w:r>
       <w:r>
         <w:rPr>
           <w:rStyle w:val="OtherTok"/>
+          <w:color w:val="00BFFF"/>
         </w:rPr>
         <w:t xml:space="preserve">=</w:t>
       </w:r>
       <w:r>
         <w:rPr>
           <w:rStyle w:val="StringTok"/>
+          <w:color w:val="00BFFF"/>
         </w:rPr>
         <w:t xml:space="preserve">"padding-right: 15px; vertical-align: top; border-right: 3px solid #00BFFF;"</w:t>
       </w:r>
       <w:r>
         <w:rPr>
           <w:rStyle w:val="DataTypeTok"/>
-        </w:rPr>
-        <w:t xml:space="preserve">&gt;</w:t>
-      </w:r>
-      <w:r>
-        <w:br/>
-      </w:r>
-      <w:r>
-        <w:rPr>
-          <w:rStyle w:val="NormalTok"/>
+          <w:color w:val="00BFFF"/>
+        </w:rPr>
+        <w:t xml:space="preserve">&gt;</w:t>
+      </w:r>
+      <w:r>
+        <w:rPr>
+          <w:color w:val="00BFFF"/>
+        </w:rPr>
+        <w:br/>
+      </w:r>
+      <w:r>
+        <w:rPr>
+          <w:rStyle w:val="NormalTok"/>
+          <w:color w:val="00BFFF"/>
         </w:rPr>
         <w:t xml:space="preserve">      </w:t>
       </w:r>
       <w:r>
         <w:rPr>
           <w:rStyle w:val="CommentTok"/>
+          <w:color w:val="00BFFF"/>
         </w:rPr>
         <w:t xml:space="preserve">&lt;!-- Logo placeholder: Replace src with actual logo URL --&gt;</w:t>
       </w:r>
       <w:r>
-        <w:br/>
-      </w:r>
-      <w:r>
-        <w:rPr>
-          <w:rStyle w:val="NormalTok"/>
+        <w:rPr>
+          <w:color w:val="00BFFF"/>
+        </w:rPr>
+        <w:br/>
+      </w:r>
+      <w:r>
+        <w:rPr>
+          <w:rStyle w:val="NormalTok"/>
+          <w:color w:val="00BFFF"/>
         </w:rPr>
         <w:t xml:space="preserve">      </w:t>
       </w:r>
       <w:r>
         <w:rPr>
           <w:rStyle w:val="DataTypeTok"/>
+          <w:color w:val="00BFFF"/>
         </w:rPr>
         <w:t xml:space="preserve">&lt;</w:t>
       </w:r>
       <w:r>
         <w:rPr>
           <w:rStyle w:val="KeywordTok"/>
+          <w:color w:val="00BFFF"/>
         </w:rPr>
         <w:t xml:space="preserve">img</w:t>
       </w:r>
       <w:r>
         <w:rPr>
           <w:rStyle w:val="NormalTok"/>
+          <w:color w:val="00BFFF"/>
         </w:rPr>
         <w:t xml:space="preserve"> </w:t>
       </w:r>
       <w:r>
         <w:rPr>
           <w:rStyle w:val="ErrorTok"/>
+          <w:color w:val="00BFFF"/>
         </w:rPr>
         <w:t xml:space="preserve">src</w:t>
       </w:r>
       <w:r>
         <w:rPr>
           <w:rStyle w:val="OtherTok"/>
+          <w:color w:val="00BFFF"/>
         </w:rPr>
         <w:t xml:space="preserve">=</w:t>
       </w:r>
       <w:r>
         <w:rPr>
           <w:rStyle w:val="StringTok"/>
+          <w:color w:val="00BFFF"/>
         </w:rPr>
         <w:t xml:space="preserve">"[LOGO_URL]"</w:t>
       </w:r>
       <w:r>
         <w:rPr>
           <w:rStyle w:val="NormalTok"/>
+          <w:color w:val="00BFFF"/>
         </w:rPr>
         <w:t xml:space="preserve"> </w:t>
       </w:r>
       <w:r>
         <w:rPr>
           <w:rStyle w:val="ErrorTok"/>
+          <w:color w:val="00BFFF"/>
         </w:rPr>
         <w:t xml:space="preserve">alt</w:t>
       </w:r>
       <w:r>
         <w:rPr>
           <w:rStyle w:val="OtherTok"/>
+          <w:color w:val="00BFFF"/>
         </w:rPr>
         <w:t xml:space="preserve">=</w:t>
       </w:r>
       <w:r>
         <w:rPr>
           <w:rStyle w:val="StringTok"/>
+          <w:color w:val="00BFFF"/>
         </w:rPr>
         <w:t xml:space="preserve">"PECH Group Holdings"</w:t>
       </w:r>
       <w:r>
         <w:rPr>
           <w:rStyle w:val="NormalTok"/>
+          <w:color w:val="00BFFF"/>
         </w:rPr>
         <w:t xml:space="preserve"> </w:t>
       </w:r>
       <w:r>
         <w:rPr>
           <w:rStyle w:val="ErrorTok"/>
+          <w:color w:val="00BFFF"/>
         </w:rPr>
         <w:t xml:space="preserve">width</w:t>
       </w:r>
       <w:r>
         <w:rPr>
           <w:rStyle w:val="OtherTok"/>
+          <w:color w:val="00BFFF"/>
         </w:rPr>
         <w:t xml:space="preserve">=</w:t>
       </w:r>
       <w:r>
         <w:rPr>
           <w:rStyle w:val="StringTok"/>
+          <w:color w:val="00BFFF"/>
         </w:rPr>
         <w:t xml:space="preserve">"90"</w:t>
       </w:r>
       <w:r>
         <w:rPr>
           <w:rStyle w:val="NormalTok"/>
+          <w:color w:val="00BFFF"/>
         </w:rPr>
         <w:t xml:space="preserve"> </w:t>
       </w:r>
       <w:r>
         <w:rPr>
           <w:rStyle w:val="ErrorTok"/>
+          <w:color w:val="00BFFF"/>
         </w:rPr>
         <w:t xml:space="preserve">height</w:t>
       </w:r>
       <w:r>
         <w:rPr>
           <w:rStyle w:val="OtherTok"/>
+          <w:color w:val="00BFFF"/>
         </w:rPr>
         <w:t xml:space="preserve">=</w:t>
       </w:r>
       <w:r>
         <w:rPr>
           <w:rStyle w:val="StringTok"/>
+          <w:color w:val="00BFFF"/>
         </w:rPr>
         <w:t xml:space="preserve">"90"</w:t>
       </w:r>
       <w:r>
         <w:rPr>
           <w:rStyle w:val="NormalTok"/>
+          <w:color w:val="00BFFF"/>
         </w:rPr>
         <w:t xml:space="preserve"> </w:t>
       </w:r>
       <w:r>
         <w:rPr>
           <w:rStyle w:val="ErrorTok"/>
+          <w:color w:val="00BFFF"/>
         </w:rPr>
         <w:t xml:space="preserve">style</w:t>
       </w:r>
       <w:r>
         <w:rPr>
           <w:rStyle w:val="OtherTok"/>
+          <w:color w:val="00BFFF"/>
         </w:rPr>
         <w:t xml:space="preserve">=</w:t>
       </w:r>
       <w:r>
         <w:rPr>
           <w:rStyle w:val="StringTok"/>
+          <w:color w:val="00BFFF"/>
         </w:rPr>
         <w:t xml:space="preserve">"display: block; border-radius: 5px;"</w:t>
       </w:r>
       <w:r>
         <w:rPr>
           <w:rStyle w:val="NormalTok"/>
-        </w:rPr>
-        <w:t xml:space="preserve"> </w:t>
-      </w:r>
-      <w:r>
-        <w:rPr>
-          <w:rStyle w:val="DataTypeTok"/>
+          <w:color w:val="00BFFF"/>
+        </w:rPr>
+        <w:t xml:space="preserve"> </w:t>
+      </w:r>
+      <w:r>
+        <w:rPr>
+          <w:rStyle w:val="DataTypeTok"/>
+          <w:color w:val="00BFFF"/>
         </w:rPr>
         <w:t xml:space="preserve">/&gt;</w:t>
       </w:r>
       <w:r>
-        <w:br/>
-      </w:r>
-      <w:r>
-        <w:rPr>
-          <w:rStyle w:val="NormalTok"/>
+        <w:rPr>
+          <w:color w:val="00BFFF"/>
+        </w:rPr>
+        <w:br/>
+      </w:r>
+      <w:r>
+        <w:rPr>
+          <w:rStyle w:val="NormalTok"/>
+          <w:color w:val="00BFFF"/>
         </w:rPr>
         <w:t xml:space="preserve">    </w:t>
       </w:r>
       <w:r>
         <w:rPr>
           <w:rStyle w:val="DataTypeTok"/>
+          <w:color w:val="00BFFF"/>
         </w:rPr>
         <w:t xml:space="preserve">&lt;/</w:t>
       </w:r>
       <w:r>
         <w:rPr>
           <w:rStyle w:val="KeywordTok"/>
+          <w:color w:val="00BFFF"/>
         </w:rPr>
         <w:t xml:space="preserve">td</w:t>
       </w:r>
       <w:r>
         <w:rPr>
           <w:rStyle w:val="DataTypeTok"/>
-        </w:rPr>
-        <w:t xml:space="preserve">&gt;</w:t>
-      </w:r>
-      <w:r>
-        <w:br/>
-      </w:r>
-      <w:r>
-        <w:rPr>
-          <w:rStyle w:val="NormalTok"/>
+          <w:color w:val="00BFFF"/>
+        </w:rPr>
+        <w:t xml:space="preserve">&gt;</w:t>
+      </w:r>
+      <w:r>
+        <w:rPr>
+          <w:color w:val="00BFFF"/>
+        </w:rPr>
+        <w:br/>
+      </w:r>
+      <w:r>
+        <w:rPr>
+          <w:rStyle w:val="NormalTok"/>
+          <w:color w:val="00BFFF"/>
         </w:rPr>
         <w:t xml:space="preserve">    </w:t>
       </w:r>
       <w:r>
         <w:rPr>
           <w:rStyle w:val="DataTypeTok"/>
+          <w:color w:val="00BFFF"/>
         </w:rPr>
         <w:t xml:space="preserve">&lt;</w:t>
       </w:r>
       <w:r>
         <w:rPr>
           <w:rStyle w:val="KeywordTok"/>
+          <w:color w:val="00BFFF"/>
         </w:rPr>
         <w:t xml:space="preserve">td</w:t>
       </w:r>
       <w:r>
         <w:rPr>
           <w:rStyle w:val="NormalTok"/>
+          <w:color w:val="00BFFF"/>
         </w:rPr>
         <w:t xml:space="preserve"> </w:t>
       </w:r>
       <w:r>
         <w:rPr>
           <w:rStyle w:val="ErrorTok"/>
+          <w:color w:val="00BFFF"/>
         </w:rPr>
         <w:t xml:space="preserve">style</w:t>
       </w:r>
       <w:r>
         <w:rPr>
           <w:rStyle w:val="OtherTok"/>
+          <w:color w:val="00BFFF"/>
         </w:rPr>
         <w:t xml:space="preserve">=</w:t>
       </w:r>
       <w:r>
         <w:rPr>
           <w:rStyle w:val="StringTok"/>
+          <w:color w:val="00BFFF"/>
         </w:rPr>
         <w:t xml:space="preserve">"padding-left: 15px; vertical-align: top;"</w:t>
       </w:r>
       <w:r>
         <w:rPr>
           <w:rStyle w:val="DataTypeTok"/>
-        </w:rPr>
-        <w:t xml:space="preserve">&gt;</w:t>
-      </w:r>
-      <w:r>
-        <w:br/>
-      </w:r>
-      <w:r>
-        <w:rPr>
-          <w:rStyle w:val="NormalTok"/>
+          <w:color w:val="00BFFF"/>
+        </w:rPr>
+        <w:t xml:space="preserve">&gt;</w:t>
+      </w:r>
+      <w:r>
+        <w:rPr>
+          <w:color w:val="00BFFF"/>
+        </w:rPr>
+        <w:br/>
+      </w:r>
+      <w:r>
+        <w:rPr>
+          <w:rStyle w:val="NormalTok"/>
+          <w:color w:val="00BFFF"/>
         </w:rPr>
         <w:t xml:space="preserve">      </w:t>
       </w:r>
       <w:r>
         <w:rPr>
           <w:rStyle w:val="CommentTok"/>
+          <w:color w:val="00BFFF"/>
         </w:rPr>
         <w:t xml:space="preserve">&lt;!-- Employee Name --&gt;</w:t>
       </w:r>
       <w:r>
-        <w:br/>
-      </w:r>
-      <w:r>
-        <w:rPr>
-          <w:rStyle w:val="NormalTok"/>
+        <w:rPr>
+          <w:color w:val="00BFFF"/>
+        </w:rPr>
+        <w:br/>
+      </w:r>
+      <w:r>
+        <w:rPr>
+          <w:rStyle w:val="NormalTok"/>
+          <w:color w:val="00BFFF"/>
         </w:rPr>
         <w:t xml:space="preserve">      </w:t>
       </w:r>
       <w:r>
         <w:rPr>
           <w:rStyle w:val="DataTypeTok"/>
+          <w:color w:val="00BFFF"/>
         </w:rPr>
         <w:t xml:space="preserve">&lt;</w:t>
       </w:r>
       <w:r>
         <w:rPr>
           <w:rStyle w:val="KeywordTok"/>
+          <w:color w:val="00BFFF"/>
         </w:rPr>
         <w:t xml:space="preserve">p</w:t>
       </w:r>
       <w:r>
         <w:rPr>
           <w:rStyle w:val="NormalTok"/>
+          <w:color w:val="00BFFF"/>
         </w:rPr>
         <w:t xml:space="preserve"> </w:t>
       </w:r>
       <w:r>
         <w:rPr>
           <w:rStyle w:val="ErrorTok"/>
+          <w:color w:val="00BFFF"/>
         </w:rPr>
         <w:t xml:space="preserve">style</w:t>
       </w:r>
       <w:r>
         <w:rPr>
           <w:rStyle w:val="OtherTok"/>
+          <w:color w:val="00BFFF"/>
         </w:rPr>
         <w:t xml:space="preserve">=</w:t>
       </w:r>
       <w:r>
         <w:rPr>
           <w:rStyle w:val="StringTok"/>
+          <w:color w:val="00BFFF"/>
         </w:rPr>
         <w:t xml:space="preserve">"margin: 0 0 2px 0; font-size: 16px; font-weight: bold; color: #00BFFF;"</w:t>
       </w:r>
       <w:r>
         <w:rPr>
           <w:rStyle w:val="DataTypeTok"/>
-        </w:rPr>
-        <w:t xml:space="preserve">&gt;</w:t>
-      </w:r>
-      <w:r>
-        <w:br/>
-      </w:r>
-      <w:r>
-        <w:rPr>
-          <w:rStyle w:val="NormalTok"/>
+          <w:color w:val="00BFFF"/>
+        </w:rPr>
+        <w:t xml:space="preserve">&gt;</w:t>
+      </w:r>
+      <w:r>
+        <w:rPr>
+          <w:color w:val="00BFFF"/>
+        </w:rPr>
+        <w:br/>
+      </w:r>
+      <w:r>
+        <w:rPr>
+          <w:rStyle w:val="NormalTok"/>
+          <w:color w:val="00BFFF"/>
         </w:rPr>
         <w:t xml:space="preserve">        [EMPLOYEE FULL NAME]</w:t>
       </w:r>
       <w:r>
-        <w:br/>
-      </w:r>
-      <w:r>
-        <w:rPr>
-          <w:rStyle w:val="NormalTok"/>
+        <w:rPr>
+          <w:color w:val="00BFFF"/>
+        </w:rPr>
+        <w:br/>
+      </w:r>
+      <w:r>
+        <w:rPr>
+          <w:rStyle w:val="NormalTok"/>
+          <w:color w:val="00BFFF"/>
         </w:rPr>
         <w:t xml:space="preserve">      </w:t>
       </w:r>
       <w:r>
         <w:rPr>
           <w:rStyle w:val="DataTypeTok"/>
+          <w:color w:val="00BFFF"/>
         </w:rPr>
         <w:t xml:space="preserve">&lt;/</w:t>
       </w:r>
       <w:r>
         <w:rPr>
           <w:rStyle w:val="KeywordTok"/>
+          <w:color w:val="00BFFF"/>
         </w:rPr>
         <w:t xml:space="preserve">p</w:t>
       </w:r>
       <w:r>
         <w:rPr>
           <w:rStyle w:val="DataTypeTok"/>
-        </w:rPr>
-        <w:t xml:space="preserve">&gt;</w:t>
-      </w:r>
-      <w:r>
-        <w:br/>
-      </w:r>
-      <w:r>
-        <w:rPr>
-          <w:rStyle w:val="NormalTok"/>
+          <w:color w:val="00BFFF"/>
+        </w:rPr>
+        <w:t xml:space="preserve">&gt;</w:t>
+      </w:r>
+      <w:r>
+        <w:rPr>
+          <w:color w:val="00BFFF"/>
+        </w:rPr>
+        <w:br/>
+      </w:r>
+      <w:r>
+        <w:rPr>
+          <w:rStyle w:val="NormalTok"/>
+          <w:color w:val="00BFFF"/>
         </w:rPr>
         <w:t xml:space="preserve">      </w:t>
       </w:r>
       <w:r>
         <w:rPr>
           <w:rStyle w:val="CommentTok"/>
+          <w:color w:val="00BFFF"/>
         </w:rPr>
         <w:t xml:space="preserve">&lt;!-- Job Title --&gt;</w:t>
       </w:r>
       <w:r>
-        <w:br/>
-      </w:r>
-      <w:r>
-        <w:rPr>
-          <w:rStyle w:val="NormalTok"/>
+        <w:rPr>
+          <w:color w:val="00BFFF"/>
+        </w:rPr>
+        <w:br/>
+      </w:r>
+      <w:r>
+        <w:rPr>
+          <w:rStyle w:val="NormalTok"/>
+          <w:color w:val="00BFFF"/>
         </w:rPr>
         <w:t xml:space="preserve">      </w:t>
       </w:r>
       <w:r>
         <w:rPr>
           <w:rStyle w:val="DataTypeTok"/>
+          <w:color w:val="00BFFF"/>
         </w:rPr>
         <w:t xml:space="preserve">&lt;</w:t>
       </w:r>
       <w:r>
         <w:rPr>
           <w:rStyle w:val="KeywordTok"/>
+          <w:color w:val="00BFFF"/>
         </w:rPr>
         <w:t xml:space="preserve">p</w:t>
       </w:r>
       <w:r>
         <w:rPr>
           <w:rStyle w:val="NormalTok"/>
+          <w:color w:val="00BFFF"/>
         </w:rPr>
         <w:t xml:space="preserve"> </w:t>
       </w:r>
       <w:r>
         <w:rPr>
           <w:rStyle w:val="ErrorTok"/>
+          <w:color w:val="00BFFF"/>
         </w:rPr>
         <w:t xml:space="preserve">style</w:t>
       </w:r>
       <w:r>
         <w:rPr>
           <w:rStyle w:val="OtherTok"/>
+          <w:color w:val="00BFFF"/>
         </w:rPr>
         <w:t xml:space="preserve">=</w:t>
       </w:r>
       <w:r>
         <w:rPr>
           <w:rStyle w:val="StringTok"/>
+          <w:color w:val="00BFFF"/>
         </w:rPr>
         <w:t xml:space="preserve">"margin: 0 0 2px 0; font-size: 12px; color: #0099CC; font-weight: 600;"</w:t>
       </w:r>
       <w:r>
         <w:rPr>
           <w:rStyle w:val="DataTypeTok"/>
-        </w:rPr>
-        <w:t xml:space="preserve">&gt;</w:t>
-      </w:r>
-      <w:r>
-        <w:br/>
-      </w:r>
-      <w:r>
-        <w:rPr>
-          <w:rStyle w:val="NormalTok"/>
+          <w:color w:val="00BFFF"/>
+        </w:rPr>
+        <w:t xml:space="preserve">&gt;</w:t>
+      </w:r>
+      <w:r>
+        <w:rPr>
+          <w:color w:val="00BFFF"/>
+        </w:rPr>
+        <w:br/>
+      </w:r>
+      <w:r>
+        <w:rPr>
+          <w:rStyle w:val="NormalTok"/>
+          <w:color w:val="00BFFF"/>
         </w:rPr>
         <w:t xml:space="preserve">        [Job Title] | [Department]</w:t>
       </w:r>
       <w:r>
-        <w:br/>
-      </w:r>
-      <w:r>
-        <w:rPr>
-          <w:rStyle w:val="NormalTok"/>
+        <w:rPr>
+          <w:color w:val="00BFFF"/>
+        </w:rPr>
+        <w:br/>
+      </w:r>
+      <w:r>
+        <w:rPr>
+          <w:rStyle w:val="NormalTok"/>
+          <w:color w:val="00BFFF"/>
         </w:rPr>
         <w:t xml:space="preserve">      </w:t>
       </w:r>
       <w:r>
         <w:rPr>
           <w:rStyle w:val="DataTypeTok"/>
+          <w:color w:val="00BFFF"/>
         </w:rPr>
         <w:t xml:space="preserve">&lt;/</w:t>
       </w:r>
       <w:r>
         <w:rPr>
           <w:rStyle w:val="KeywordTok"/>
+          <w:color w:val="00BFFF"/>
         </w:rPr>
         <w:t xml:space="preserve">p</w:t>
       </w:r>
       <w:r>
         <w:rPr>
           <w:rStyle w:val="DataTypeTok"/>
-        </w:rPr>
-        <w:t xml:space="preserve">&gt;</w:t>
-      </w:r>
-      <w:r>
-        <w:br/>
-      </w:r>
-      <w:r>
-        <w:rPr>
-          <w:rStyle w:val="NormalTok"/>
+          <w:color w:val="00BFFF"/>
+        </w:rPr>
+        <w:t xml:space="preserve">&gt;</w:t>
+      </w:r>
+      <w:r>
+        <w:rPr>
+          <w:color w:val="00BFFF"/>
+        </w:rPr>
+        <w:br/>
+      </w:r>
+      <w:r>
+        <w:rPr>
+          <w:rStyle w:val="NormalTok"/>
+          <w:color w:val="00BFFF"/>
         </w:rPr>
         <w:t xml:space="preserve">      </w:t>
       </w:r>
       <w:r>
         <w:rPr>
           <w:rStyle w:val="CommentTok"/>
+          <w:color w:val="00BFFF"/>
         </w:rPr>
         <w:t xml:space="preserve">&lt;!-- Company Name --&gt;</w:t>
       </w:r>
       <w:r>
-        <w:br/>
-      </w:r>
-      <w:r>
-        <w:rPr>
-          <w:rStyle w:val="NormalTok"/>
+        <w:rPr>
+          <w:color w:val="00BFFF"/>
+        </w:rPr>
+        <w:br/>
+      </w:r>
+      <w:r>
+        <w:rPr>
+          <w:rStyle w:val="NormalTok"/>
+          <w:color w:val="00BFFF"/>
         </w:rPr>
         <w:t xml:space="preserve">      </w:t>
       </w:r>
       <w:r>
         <w:rPr>
           <w:rStyle w:val="DataTypeTok"/>
+          <w:color w:val="00BFFF"/>
         </w:rPr>
         <w:t xml:space="preserve">&lt;</w:t>
       </w:r>
       <w:r>
         <w:rPr>
           <w:rStyle w:val="KeywordTok"/>
+          <w:color w:val="00BFFF"/>
         </w:rPr>
         <w:t xml:space="preserve">p</w:t>
       </w:r>
       <w:r>
         <w:rPr>
           <w:rStyle w:val="NormalTok"/>
+          <w:color w:val="00BFFF"/>
         </w:rPr>
         <w:t xml:space="preserve"> </w:t>
       </w:r>
       <w:r>
         <w:rPr>
           <w:rStyle w:val="ErrorTok"/>
+          <w:color w:val="00BFFF"/>
         </w:rPr>
         <w:t xml:space="preserve">style</w:t>
       </w:r>
       <w:r>
         <w:rPr>
           <w:rStyle w:val="OtherTok"/>
+          <w:color w:val="00BFFF"/>
         </w:rPr>
         <w:t xml:space="preserve">=</w:t>
       </w:r>
       <w:r>
         <w:rPr>
           <w:rStyle w:val="StringTok"/>
+          <w:color w:val="00BFFF"/>
         </w:rPr>
         <w:t xml:space="preserve">"margin: 0 0 8px 0; font-size: 12px; color: #333333; font-weight: bold;"</w:t>
       </w:r>
       <w:r>
         <w:rPr>
           <w:rStyle w:val="DataTypeTok"/>
-        </w:rPr>
-        <w:t xml:space="preserve">&gt;</w:t>
-      </w:r>
-      <w:r>
-        <w:br/>
-      </w:r>
-      <w:r>
-        <w:rPr>
-          <w:rStyle w:val="NormalTok"/>
+          <w:color w:val="00BFFF"/>
+        </w:rPr>
+        <w:t xml:space="preserve">&gt;</w:t>
+      </w:r>
+      <w:r>
+        <w:rPr>
+          <w:color w:val="00BFFF"/>
+        </w:rPr>
+        <w:br/>
+      </w:r>
+      <w:r>
+        <w:rPr>
+          <w:rStyle w:val="NormalTok"/>
+          <w:color w:val="00BFFF"/>
         </w:rPr>
         <w:t xml:space="preserve">        PECH Group Holdings Ltd</w:t>
       </w:r>
       <w:r>
-        <w:br/>
-      </w:r>
-      <w:r>
-        <w:rPr>
-          <w:rStyle w:val="NormalTok"/>
+        <w:rPr>
+          <w:color w:val="00BFFF"/>
+        </w:rPr>
+        <w:br/>
+      </w:r>
+      <w:r>
+        <w:rPr>
+          <w:rStyle w:val="NormalTok"/>
+          <w:color w:val="00BFFF"/>
         </w:rPr>
         <w:t xml:space="preserve">      </w:t>
       </w:r>
       <w:r>
         <w:rPr>
           <w:rStyle w:val="DataTypeTok"/>
+          <w:color w:val="00BFFF"/>
         </w:rPr>
         <w:t xml:space="preserve">&lt;/</w:t>
       </w:r>
       <w:r>
         <w:rPr>
           <w:rStyle w:val="KeywordTok"/>
+          <w:color w:val="00BFFF"/>
         </w:rPr>
         <w:t xml:space="preserve">p</w:t>
       </w:r>
       <w:r>
         <w:rPr>
           <w:rStyle w:val="DataTypeTok"/>
-        </w:rPr>
-        <w:t xml:space="preserve">&gt;</w:t>
-      </w:r>
-      <w:r>
-        <w:br/>
-      </w:r>
-      <w:r>
-        <w:rPr>
-          <w:rStyle w:val="NormalTok"/>
+          <w:color w:val="00BFFF"/>
+        </w:rPr>
+        <w:t xml:space="preserve">&gt;</w:t>
+      </w:r>
+      <w:r>
+        <w:rPr>
+          <w:color w:val="00BFFF"/>
+        </w:rPr>
+        <w:br/>
+      </w:r>
+      <w:r>
+        <w:rPr>
+          <w:rStyle w:val="NormalTok"/>
+          <w:color w:val="00BFFF"/>
         </w:rPr>
         <w:t xml:space="preserve">      </w:t>
       </w:r>
       <w:r>
         <w:rPr>
           <w:rStyle w:val="CommentTok"/>
+          <w:color w:val="00BFFF"/>
         </w:rPr>
         <w:t xml:space="preserve">&lt;!-- Divider --&gt;</w:t>
       </w:r>
       <w:r>
-        <w:br/>
-      </w:r>
-      <w:r>
-        <w:rPr>
-          <w:rStyle w:val="NormalTok"/>
+        <w:rPr>
+          <w:color w:val="00BFFF"/>
+        </w:rPr>
+        <w:br/>
+      </w:r>
+      <w:r>
+        <w:rPr>
+          <w:rStyle w:val="NormalTok"/>
+          <w:color w:val="00BFFF"/>
         </w:rPr>
         <w:t xml:space="preserve">      </w:t>
       </w:r>
       <w:r>
         <w:rPr>
           <w:rStyle w:val="DataTypeTok"/>
+          <w:color w:val="00BFFF"/>
         </w:rPr>
         <w:t xml:space="preserve">&lt;</w:t>
       </w:r>
       <w:r>
         <w:rPr>
           <w:rStyle w:val="KeywordTok"/>
+          <w:color w:val="00BFFF"/>
         </w:rPr>
         <w:t xml:space="preserve">table</w:t>
       </w:r>
       <w:r>
         <w:rPr>
           <w:rStyle w:val="NormalTok"/>
+          <w:color w:val="00BFFF"/>
         </w:rPr>
         <w:t xml:space="preserve"> </w:t>
       </w:r>
       <w:r>
         <w:rPr>
           <w:rStyle w:val="ErrorTok"/>
+          <w:color w:val="00BFFF"/>
         </w:rPr>
         <w:t xml:space="preserve">cellpadding</w:t>
       </w:r>
       <w:r>
         <w:rPr>
           <w:rStyle w:val="OtherTok"/>
+          <w:color w:val="00BFFF"/>
         </w:rPr>
         <w:t xml:space="preserve">=</w:t>
       </w:r>
       <w:r>
         <w:rPr>
           <w:rStyle w:val="StringTok"/>
+          <w:color w:val="00BFFF"/>
         </w:rPr>
         <w:t xml:space="preserve">"0"</w:t>
       </w:r>
       <w:r>
         <w:rPr>
           <w:rStyle w:val="NormalTok"/>
+          <w:color w:val="00BFFF"/>
         </w:rPr>
         <w:t xml:space="preserve"> </w:t>
       </w:r>
       <w:r>
         <w:rPr>
           <w:rStyle w:val="ErrorTok"/>
+          <w:color w:val="00BFFF"/>
         </w:rPr>
         <w:t xml:space="preserve">cellspacing</w:t>
       </w:r>
       <w:r>
         <w:rPr>
           <w:rStyle w:val="OtherTok"/>
+          <w:color w:val="00BFFF"/>
         </w:rPr>
         <w:t xml:space="preserve">=</w:t>
       </w:r>
       <w:r>
         <w:rPr>
           <w:rStyle w:val="StringTok"/>
+          <w:color w:val="00BFFF"/>
         </w:rPr>
         <w:t xml:space="preserve">"0"</w:t>
       </w:r>
       <w:r>
         <w:rPr>
           <w:rStyle w:val="NormalTok"/>
+          <w:color w:val="00BFFF"/>
         </w:rPr>
         <w:t xml:space="preserve"> </w:t>
       </w:r>
       <w:r>
         <w:rPr>
           <w:rStyle w:val="ErrorTok"/>
+          <w:color w:val="00BFFF"/>
         </w:rPr>
         <w:t xml:space="preserve">border</w:t>
       </w:r>
       <w:r>
         <w:rPr>
           <w:rStyle w:val="OtherTok"/>
+          <w:color w:val="00BFFF"/>
         </w:rPr>
         <w:t xml:space="preserve">=</w:t>
       </w:r>
       <w:r>
         <w:rPr>
           <w:rStyle w:val="StringTok"/>
+          <w:color w:val="00BFFF"/>
         </w:rPr>
         <w:t xml:space="preserve">"0"</w:t>
       </w:r>
       <w:r>
         <w:rPr>
           <w:rStyle w:val="NormalTok"/>
+          <w:color w:val="00BFFF"/>
         </w:rPr>
         <w:t xml:space="preserve"> </w:t>
       </w:r>
       <w:r>
         <w:rPr>
           <w:rStyle w:val="ErrorTok"/>
+          <w:color w:val="00BFFF"/>
         </w:rPr>
         <w:t xml:space="preserve">width</w:t>
       </w:r>
       <w:r>
         <w:rPr>
           <w:rStyle w:val="OtherTok"/>
+          <w:color w:val="00BFFF"/>
         </w:rPr>
         <w:t xml:space="preserve">=</w:t>
       </w:r>
       <w:r>
         <w:rPr>
           <w:rStyle w:val="StringTok"/>
+          <w:color w:val="00BFFF"/>
         </w:rPr>
         <w:t xml:space="preserve">"100%"</w:t>
       </w:r>
       <w:r>
         <w:rPr>
           <w:rStyle w:val="DataTypeTok"/>
-        </w:rPr>
-        <w:t xml:space="preserve">&gt;</w:t>
-      </w:r>
-      <w:r>
-        <w:br/>
-      </w:r>
-      <w:r>
-        <w:rPr>
-          <w:rStyle w:val="NormalTok"/>
+          <w:color w:val="00BFFF"/>
+        </w:rPr>
+        <w:t xml:space="preserve">&gt;</w:t>
+      </w:r>
+      <w:r>
+        <w:rPr>
+          <w:color w:val="00BFFF"/>
+        </w:rPr>
+        <w:br/>
+      </w:r>
+      <w:r>
+        <w:rPr>
+          <w:rStyle w:val="NormalTok"/>
+          <w:color w:val="00BFFF"/>
         </w:rPr>
         <w:t xml:space="preserve">        </w:t>
       </w:r>
       <w:r>
         <w:rPr>
           <w:rStyle w:val="DataTypeTok"/>
+          <w:color w:val="00BFFF"/>
         </w:rPr>
         <w:t xml:space="preserve">&lt;</w:t>
       </w:r>
       <w:r>
         <w:rPr>
           <w:rStyle w:val="KeywordTok"/>
+          <w:color w:val="00BFFF"/>
         </w:rPr>
         <w:t xml:space="preserve">tr</w:t>
       </w:r>
       <w:r>
         <w:rPr>
           <w:rStyle w:val="DataTypeTok"/>
+          <w:color w:val="00BFFF"/>
         </w:rPr>
         <w:t xml:space="preserve">&gt;&lt;</w:t>
       </w:r>
       <w:r>
         <w:rPr>
           <w:rStyle w:val="KeywordTok"/>
+          <w:color w:val="00BFFF"/>
         </w:rPr>
         <w:t xml:space="preserve">td</w:t>
       </w:r>
       <w:r>
         <w:rPr>
           <w:rStyle w:val="NormalTok"/>
+          <w:color w:val="00BFFF"/>
         </w:rPr>
         <w:t xml:space="preserve"> </w:t>
       </w:r>
       <w:r>
         <w:rPr>
           <w:rStyle w:val="ErrorTok"/>
+          <w:color w:val="00BFFF"/>
         </w:rPr>
         <w:t xml:space="preserve">style</w:t>
       </w:r>
       <w:r>
         <w:rPr>
           <w:rStyle w:val="OtherTok"/>
+          <w:color w:val="00BFFF"/>
         </w:rPr>
         <w:t xml:space="preserve">=</w:t>
       </w:r>
       <w:r>
         <w:rPr>
           <w:rStyle w:val="StringTok"/>
+          <w:color w:val="00BFFF"/>
         </w:rPr>
         <w:t xml:space="preserve">"border-bottom: 2px solid #F5A623; font-size: 1px; height: 1px;"</w:t>
       </w:r>
       <w:r>
         <w:rPr>
           <w:rStyle w:val="DataTypeTok"/>
+          <w:color w:val="00BFFF"/>
         </w:rPr>
         <w:t xml:space="preserve">&gt;</w:t>
       </w:r>
       <w:r>
         <w:rPr>
           <w:rStyle w:val="DecValTok"/>
+          <w:color w:val="00BFFF"/>
         </w:rPr>
         <w:t xml:space="preserve">&amp;nbsp;</w:t>
       </w:r>
       <w:r>
         <w:rPr>
           <w:rStyle w:val="DataTypeTok"/>
+          <w:color w:val="00BFFF"/>
         </w:rPr>
         <w:t xml:space="preserve">&lt;/</w:t>
       </w:r>
       <w:r>
         <w:rPr>
           <w:rStyle w:val="KeywordTok"/>
+          <w:color w:val="00BFFF"/>
         </w:rPr>
         <w:t xml:space="preserve">td</w:t>
       </w:r>
       <w:r>
         <w:rPr>
           <w:rStyle w:val="DataTypeTok"/>
+          <w:color w:val="00BFFF"/>
         </w:rPr>
         <w:t xml:space="preserve">&gt;&lt;/</w:t>
       </w:r>
       <w:r>
         <w:rPr>
           <w:rStyle w:val="KeywordTok"/>
+          <w:color w:val="00BFFF"/>
         </w:rPr>
         <w:t xml:space="preserve">tr</w:t>
       </w:r>
       <w:r>
         <w:rPr>
           <w:rStyle w:val="DataTypeTok"/>
-        </w:rPr>
-        <w:t xml:space="preserve">&gt;</w:t>
-      </w:r>
-      <w:r>
-        <w:br/>
-      </w:r>
-      <w:r>
-        <w:rPr>
-          <w:rStyle w:val="NormalTok"/>
+          <w:color w:val="00BFFF"/>
+        </w:rPr>
+        <w:t xml:space="preserve">&gt;</w:t>
+      </w:r>
+      <w:r>
+        <w:rPr>
+          <w:color w:val="00BFFF"/>
+        </w:rPr>
+        <w:br/>
+      </w:r>
+      <w:r>
+        <w:rPr>
+          <w:rStyle w:val="NormalTok"/>
+          <w:color w:val="00BFFF"/>
         </w:rPr>
         <w:t xml:space="preserve">      </w:t>
       </w:r>
       <w:r>
         <w:rPr>
           <w:rStyle w:val="DataTypeTok"/>
+          <w:color w:val="00BFFF"/>
         </w:rPr>
         <w:t xml:space="preserve">&lt;/</w:t>
       </w:r>
       <w:r>
         <w:rPr>
           <w:rStyle w:val="KeywordTok"/>
+          <w:color w:val="00BFFF"/>
         </w:rPr>
         <w:t xml:space="preserve">table</w:t>
       </w:r>
       <w:r>
         <w:rPr>
           <w:rStyle w:val="DataTypeTok"/>
-        </w:rPr>
-        <w:t xml:space="preserve">&gt;</w:t>
-      </w:r>
-      <w:r>
-        <w:br/>
-      </w:r>
-      <w:r>
-        <w:rPr>
-          <w:rStyle w:val="NormalTok"/>
+          <w:color w:val="00BFFF"/>
+        </w:rPr>
+        <w:t xml:space="preserve">&gt;</w:t>
+      </w:r>
+      <w:r>
+        <w:rPr>
+          <w:color w:val="00BFFF"/>
+        </w:rPr>
+        <w:br/>
+      </w:r>
+      <w:r>
+        <w:rPr>
+          <w:rStyle w:val="NormalTok"/>
+          <w:color w:val="00BFFF"/>
         </w:rPr>
         <w:t xml:space="preserve">      </w:t>
       </w:r>
       <w:r>
         <w:rPr>
           <w:rStyle w:val="CommentTok"/>
+          <w:color w:val="00BFFF"/>
         </w:rPr>
         <w:t xml:space="preserve">&lt;!-- Contact Details --&gt;</w:t>
       </w:r>
       <w:r>
-        <w:br/>
-      </w:r>
-      <w:r>
-        <w:rPr>
-          <w:rStyle w:val="NormalTok"/>
+        <w:rPr>
+          <w:color w:val="00BFFF"/>
+        </w:rPr>
+        <w:br/>
+      </w:r>
+      <w:r>
+        <w:rPr>
+          <w:rStyle w:val="NormalTok"/>
+          <w:color w:val="00BFFF"/>
         </w:rPr>
         <w:t xml:space="preserve">      </w:t>
       </w:r>
       <w:r>
         <w:rPr>
           <w:rStyle w:val="DataTypeTok"/>
+          <w:color w:val="00BFFF"/>
         </w:rPr>
         <w:t xml:space="preserve">&lt;</w:t>
       </w:r>
       <w:r>
         <w:rPr>
           <w:rStyle w:val="KeywordTok"/>
+          <w:color w:val="00BFFF"/>
         </w:rPr>
         <w:t xml:space="preserve">table</w:t>
       </w:r>
       <w:r>
         <w:rPr>
           <w:rStyle w:val="NormalTok"/>
+          <w:color w:val="00BFFF"/>
         </w:rPr>
         <w:t xml:space="preserve"> </w:t>
       </w:r>
       <w:r>
         <w:rPr>
           <w:rStyle w:val="ErrorTok"/>
+          <w:color w:val="00BFFF"/>
         </w:rPr>
         <w:t xml:space="preserve">cellpadding</w:t>
       </w:r>
       <w:r>
         <w:rPr>
           <w:rStyle w:val="OtherTok"/>
+          <w:color w:val="00BFFF"/>
         </w:rPr>
         <w:t xml:space="preserve">=</w:t>
       </w:r>
       <w:r>
         <w:rPr>
           <w:rStyle w:val="StringTok"/>
+          <w:color w:val="00BFFF"/>
         </w:rPr>
         <w:t xml:space="preserve">"0"</w:t>
       </w:r>
       <w:r>
         <w:rPr>
           <w:rStyle w:val="NormalTok"/>
+          <w:color w:val="00BFFF"/>
         </w:rPr>
         <w:t xml:space="preserve"> </w:t>
       </w:r>
       <w:r>
         <w:rPr>
           <w:rStyle w:val="ErrorTok"/>
+          <w:color w:val="00BFFF"/>
         </w:rPr>
         <w:t xml:space="preserve">cellspacing</w:t>
       </w:r>
       <w:r>
         <w:rPr>
           <w:rStyle w:val="OtherTok"/>
+          <w:color w:val="00BFFF"/>
         </w:rPr>
         <w:t xml:space="preserve">=</w:t>
       </w:r>
       <w:r>
         <w:rPr>
           <w:rStyle w:val="StringTok"/>
+          <w:color w:val="00BFFF"/>
         </w:rPr>
         <w:t xml:space="preserve">"0"</w:t>
       </w:r>
       <w:r>
         <w:rPr>
           <w:rStyle w:val="NormalTok"/>
+          <w:color w:val="00BFFF"/>
         </w:rPr>
         <w:t xml:space="preserve"> </w:t>
       </w:r>
       <w:r>
         <w:rPr>
           <w:rStyle w:val="ErrorTok"/>
+          <w:color w:val="00BFFF"/>
         </w:rPr>
         <w:t xml:space="preserve">border</w:t>
       </w:r>
       <w:r>
         <w:rPr>
           <w:rStyle w:val="OtherTok"/>
+          <w:color w:val="00BFFF"/>
         </w:rPr>
         <w:t xml:space="preserve">=</w:t>
       </w:r>
       <w:r>
         <w:rPr>
           <w:rStyle w:val="StringTok"/>
+          <w:color w:val="00BFFF"/>
         </w:rPr>
         <w:t xml:space="preserve">"0"</w:t>
       </w:r>
       <w:r>
         <w:rPr>
           <w:rStyle w:val="NormalTok"/>
+          <w:color w:val="00BFFF"/>
         </w:rPr>
         <w:t xml:space="preserve"> </w:t>
       </w:r>
       <w:r>
         <w:rPr>
           <w:rStyle w:val="ErrorTok"/>
+          <w:color w:val="00BFFF"/>
         </w:rPr>
         <w:t xml:space="preserve">style</w:t>
       </w:r>
       <w:r>
         <w:rPr>
           <w:rStyle w:val="OtherTok"/>
+          <w:color w:val="00BFFF"/>
         </w:rPr>
         <w:t xml:space="preserve">=</w:t>
       </w:r>
       <w:r>
         <w:rPr>
           <w:rStyle w:val="StringTok"/>
+          <w:color w:val="00BFFF"/>
         </w:rPr>
         <w:t xml:space="preserve">"margin-top: 8px;"</w:t>
       </w:r>
       <w:r>
         <w:rPr>
           <w:rStyle w:val="DataTypeTok"/>
-        </w:rPr>
-        <w:t xml:space="preserve">&gt;</w:t>
-      </w:r>
-      <w:r>
-        <w:br/>
-      </w:r>
-      <w:r>
-        <w:rPr>
-          <w:rStyle w:val="NormalTok"/>
+          <w:color w:val="00BFFF"/>
+        </w:rPr>
+        <w:t xml:space="preserve">&gt;</w:t>
+      </w:r>
+      <w:r>
+        <w:rPr>
+          <w:color w:val="00BFFF"/>
+        </w:rPr>
+        <w:br/>
+      </w:r>
+      <w:r>
+        <w:rPr>
+          <w:rStyle w:val="NormalTok"/>
+          <w:color w:val="00BFFF"/>
         </w:rPr>
         <w:t xml:space="preserve">        </w:t>
       </w:r>
       <w:r>
         <w:rPr>
           <w:rStyle w:val="DataTypeTok"/>
+          <w:color w:val="00BFFF"/>
         </w:rPr>
         <w:t xml:space="preserve">&lt;</w:t>
       </w:r>
       <w:r>
         <w:rPr>
           <w:rStyle w:val="KeywordTok"/>
+          <w:color w:val="00BFFF"/>
         </w:rPr>
         <w:t xml:space="preserve">tr</w:t>
       </w:r>
       <w:r>
         <w:rPr>
           <w:rStyle w:val="DataTypeTok"/>
-        </w:rPr>
-        <w:t xml:space="preserve">&gt;</w:t>
-      </w:r>
-      <w:r>
-        <w:br/>
-      </w:r>
-      <w:r>
-        <w:rPr>
-          <w:rStyle w:val="NormalTok"/>
+          <w:color w:val="00BFFF"/>
+        </w:rPr>
+        <w:t xml:space="preserve">&gt;</w:t>
+      </w:r>
+      <w:r>
+        <w:rPr>
+          <w:color w:val="00BFFF"/>
+        </w:rPr>
+        <w:br/>
+      </w:r>
+      <w:r>
+        <w:rPr>
+          <w:rStyle w:val="NormalTok"/>
+          <w:color w:val="00BFFF"/>
         </w:rPr>
         <w:t xml:space="preserve">          </w:t>
       </w:r>
       <w:r>
         <w:rPr>
           <w:rStyle w:val="DataTypeTok"/>
+          <w:color w:val="00BFFF"/>
         </w:rPr>
         <w:t xml:space="preserve">&lt;</w:t>
       </w:r>
       <w:r>
         <w:rPr>
           <w:rStyle w:val="KeywordTok"/>
+          <w:color w:val="00BFFF"/>
         </w:rPr>
         <w:t xml:space="preserve">td</w:t>
       </w:r>
       <w:r>
         <w:rPr>
           <w:rStyle w:val="NormalTok"/>
+          <w:color w:val="00BFFF"/>
         </w:rPr>
         <w:t xml:space="preserve"> </w:t>
       </w:r>
       <w:r>
         <w:rPr>
           <w:rStyle w:val="ErrorTok"/>
+          <w:color w:val="00BFFF"/>
         </w:rPr>
         <w:t xml:space="preserve">style</w:t>
       </w:r>
       <w:r>
         <w:rPr>
           <w:rStyle w:val="OtherTok"/>
+          <w:color w:val="00BFFF"/>
         </w:rPr>
         <w:t xml:space="preserve">=</w:t>
       </w:r>
       <w:r>
         <w:rPr>
           <w:rStyle w:val="StringTok"/>
+          <w:color w:val="00BFFF"/>
         </w:rPr>
         <w:t xml:space="preserve">"font-size: 12px; color: #333333; padding-bottom: 3px;"</w:t>
       </w:r>
       <w:r>
         <w:rPr>
           <w:rStyle w:val="DataTypeTok"/>
-        </w:rPr>
-        <w:t xml:space="preserve">&gt;</w:t>
-      </w:r>
-      <w:r>
-        <w:br/>
-      </w:r>
-      <w:r>
-        <w:rPr>
-          <w:rStyle w:val="NormalTok"/>
+          <w:color w:val="00BFFF"/>
+        </w:rPr>
+        <w:t xml:space="preserve">&gt;</w:t>
+      </w:r>
+      <w:r>
+        <w:rPr>
+          <w:color w:val="00BFFF"/>
+        </w:rPr>
+        <w:br/>
+      </w:r>
+      <w:r>
+        <w:rPr>
+          <w:rStyle w:val="NormalTok"/>
+          <w:color w:val="00BFFF"/>
         </w:rPr>
         <w:t xml:space="preserve">            📞 </w:t>
       </w:r>
       <w:r>
         <w:rPr>
           <w:rStyle w:val="DataTypeTok"/>
+          <w:color w:val="00BFFF"/>
         </w:rPr>
         <w:t xml:space="preserve">&lt;</w:t>
       </w:r>
       <w:r>
         <w:rPr>
           <w:rStyle w:val="KeywordTok"/>
+          <w:color w:val="00BFFF"/>
         </w:rPr>
         <w:t xml:space="preserve">a</w:t>
       </w:r>
       <w:r>
         <w:rPr>
           <w:rStyle w:val="NormalTok"/>
+          <w:color w:val="00BFFF"/>
         </w:rPr>
         <w:t xml:space="preserve"> </w:t>
       </w:r>
       <w:r>
         <w:rPr>
           <w:rStyle w:val="ErrorTok"/>
+          <w:color w:val="00BFFF"/>
         </w:rPr>
         <w:t xml:space="preserve">href</w:t>
       </w:r>
       <w:r>
         <w:rPr>
           <w:rStyle w:val="OtherTok"/>
+          <w:color w:val="00BFFF"/>
         </w:rPr>
         <w:t xml:space="preserve">=</w:t>
       </w:r>
       <w:r>
         <w:rPr>
           <w:rStyle w:val="StringTok"/>
+          <w:color w:val="00BFFF"/>
         </w:rPr>
         <w:t xml:space="preserve">"tel:+234XXXXXXXXXX"</w:t>
       </w:r>
       <w:r>
         <w:rPr>
           <w:rStyle w:val="NormalTok"/>
+          <w:color w:val="00BFFF"/>
         </w:rPr>
         <w:t xml:space="preserve"> </w:t>
       </w:r>
       <w:r>
         <w:rPr>
           <w:rStyle w:val="ErrorTok"/>
+          <w:color w:val="00BFFF"/>
         </w:rPr>
         <w:t xml:space="preserve">style</w:t>
       </w:r>
       <w:r>
         <w:rPr>
           <w:rStyle w:val="OtherTok"/>
+          <w:color w:val="00BFFF"/>
         </w:rPr>
         <w:t xml:space="preserve">=</w:t>
       </w:r>
       <w:r>
         <w:rPr>
           <w:rStyle w:val="StringTok"/>
+          <w:color w:val="00BFFF"/>
         </w:rPr>
         <w:t xml:space="preserve">"color: #333333; text-decoration: none;"</w:t>
       </w:r>
       <w:r>
         <w:rPr>
           <w:rStyle w:val="DataTypeTok"/>
-        </w:rPr>
-        <w:t xml:space="preserve">&gt;</w:t>
-      </w:r>
-      <w:r>
-        <w:rPr>
-          <w:rStyle w:val="NormalTok"/>
+          <w:color w:val="00BFFF"/>
+        </w:rPr>
+        <w:t xml:space="preserve">&gt;</w:t>
+      </w:r>
+      <w:r>
+        <w:rPr>
+          <w:rStyle w:val="NormalTok"/>
+          <w:color w:val="00BFFF"/>
         </w:rPr>
         <w:t xml:space="preserve">+234 XXX XXX XXXX</w:t>
       </w:r>
       <w:r>
         <w:rPr>
           <w:rStyle w:val="DataTypeTok"/>
+          <w:color w:val="00BFFF"/>
         </w:rPr>
         <w:t xml:space="preserve">&lt;/</w:t>
       </w:r>
       <w:r>
         <w:rPr>
           <w:rStyle w:val="KeywordTok"/>
+          <w:color w:val="00BFFF"/>
         </w:rPr>
         <w:t xml:space="preserve">a</w:t>
       </w:r>
       <w:r>
         <w:rPr>
           <w:rStyle w:val="DataTypeTok"/>
-        </w:rPr>
-        <w:t xml:space="preserve">&gt;</w:t>
-      </w:r>
-      <w:r>
-        <w:br/>
-      </w:r>
-      <w:r>
-        <w:rPr>
-          <w:rStyle w:val="NormalTok"/>
+          <w:color w:val="00BFFF"/>
+        </w:rPr>
+        <w:t xml:space="preserve">&gt;</w:t>
+      </w:r>
+      <w:r>
+        <w:rPr>
+          <w:color w:val="00BFFF"/>
+        </w:rPr>
+        <w:br/>
+      </w:r>
+      <w:r>
+        <w:rPr>
+          <w:rStyle w:val="NormalTok"/>
+          <w:color w:val="00BFFF"/>
         </w:rPr>
         <w:t xml:space="preserve">          </w:t>
       </w:r>
       <w:r>
         <w:rPr>
           <w:rStyle w:val="DataTypeTok"/>
+          <w:color w:val="00BFFF"/>
         </w:rPr>
         <w:t xml:space="preserve">&lt;/</w:t>
       </w:r>
       <w:r>
         <w:rPr>
           <w:rStyle w:val="KeywordTok"/>
+          <w:color w:val="00BFFF"/>
         </w:rPr>
         <w:t xml:space="preserve">td</w:t>
       </w:r>
       <w:r>
         <w:rPr>
           <w:rStyle w:val="DataTypeTok"/>
-        </w:rPr>
-        <w:t xml:space="preserve">&gt;</w:t>
-      </w:r>
-      <w:r>
-        <w:br/>
-      </w:r>
-      <w:r>
-        <w:rPr>
-          <w:rStyle w:val="NormalTok"/>
+          <w:color w:val="00BFFF"/>
+        </w:rPr>
+        <w:t xml:space="preserve">&gt;</w:t>
+      </w:r>
+      <w:r>
+        <w:rPr>
+          <w:color w:val="00BFFF"/>
+        </w:rPr>
+        <w:br/>
+      </w:r>
+      <w:r>
+        <w:rPr>
+          <w:rStyle w:val="NormalTok"/>
+          <w:color w:val="00BFFF"/>
         </w:rPr>
         <w:t xml:space="preserve">        </w:t>
       </w:r>
       <w:r>
         <w:rPr>
           <w:rStyle w:val="DataTypeTok"/>
+          <w:color w:val="00BFFF"/>
         </w:rPr>
         <w:t xml:space="preserve">&lt;/</w:t>
       </w:r>
       <w:r>
         <w:rPr>
           <w:rStyle w:val="KeywordTok"/>
+          <w:color w:val="00BFFF"/>
         </w:rPr>
         <w:t xml:space="preserve">tr</w:t>
       </w:r>
       <w:r>
         <w:rPr>
           <w:rStyle w:val="DataTypeTok"/>
-        </w:rPr>
-        <w:t xml:space="preserve">&gt;</w:t>
-      </w:r>
-      <w:r>
-        <w:br/>
-      </w:r>
-      <w:r>
-        <w:rPr>
-          <w:rStyle w:val="NormalTok"/>
+          <w:color w:val="00BFFF"/>
+        </w:rPr>
+        <w:t xml:space="preserve">&gt;</w:t>
+      </w:r>
+      <w:r>
+        <w:rPr>
+          <w:color w:val="00BFFF"/>
+        </w:rPr>
+        <w:br/>
+      </w:r>
+      <w:r>
+        <w:rPr>
+          <w:rStyle w:val="NormalTok"/>
+          <w:color w:val="00BFFF"/>
         </w:rPr>
         <w:t xml:space="preserve">        </w:t>
       </w:r>
       <w:r>
         <w:rPr>
           <w:rStyle w:val="DataTypeTok"/>
+          <w:color w:val="00BFFF"/>
         </w:rPr>
         <w:t xml:space="preserve">&lt;</w:t>
       </w:r>
       <w:r>
         <w:rPr>
           <w:rStyle w:val="KeywordTok"/>
+          <w:color w:val="00BFFF"/>
         </w:rPr>
         <w:t xml:space="preserve">tr</w:t>
       </w:r>
       <w:r>
         <w:rPr>
           <w:rStyle w:val="DataTypeTok"/>
-        </w:rPr>
-        <w:t xml:space="preserve">&gt;</w:t>
-      </w:r>
-      <w:r>
-        <w:br/>
-      </w:r>
-      <w:r>
-        <w:rPr>
-          <w:rStyle w:val="NormalTok"/>
+          <w:color w:val="00BFFF"/>
+        </w:rPr>
+        <w:t xml:space="preserve">&gt;</w:t>
+      </w:r>
+      <w:r>
+        <w:rPr>
+          <w:color w:val="00BFFF"/>
+        </w:rPr>
+        <w:br/>
+      </w:r>
+      <w:r>
+        <w:rPr>
+          <w:rStyle w:val="NormalTok"/>
+          <w:color w:val="00BFFF"/>
         </w:rPr>
         <w:t xml:space="preserve">          </w:t>
       </w:r>
       <w:r>
         <w:rPr>
           <w:rStyle w:val="DataTypeTok"/>
+          <w:color w:val="00BFFF"/>
         </w:rPr>
         <w:t xml:space="preserve">&lt;</w:t>
       </w:r>
       <w:r>
         <w:rPr>
           <w:rStyle w:val="KeywordTok"/>
+          <w:color w:val="00BFFF"/>
         </w:rPr>
         <w:t xml:space="preserve">td</w:t>
       </w:r>
       <w:r>
         <w:rPr>
           <w:rStyle w:val="NormalTok"/>
+          <w:color w:val="00BFFF"/>
         </w:rPr>
         <w:t xml:space="preserve"> </w:t>
       </w:r>
       <w:r>
         <w:rPr>
           <w:rStyle w:val="ErrorTok"/>
+          <w:color w:val="00BFFF"/>
         </w:rPr>
         <w:t xml:space="preserve">style</w:t>
       </w:r>
       <w:r>
         <w:rPr>
           <w:rStyle w:val="OtherTok"/>
+          <w:color w:val="00BFFF"/>
         </w:rPr>
         <w:t xml:space="preserve">=</w:t>
       </w:r>
       <w:r>
         <w:rPr>
           <w:rStyle w:val="StringTok"/>
+          <w:color w:val="00BFFF"/>
         </w:rPr>
         <w:t xml:space="preserve">"font-size: 12px; color: #333333; padding-bottom: 3px;"</w:t>
       </w:r>
       <w:r>
         <w:rPr>
           <w:rStyle w:val="DataTypeTok"/>
-        </w:rPr>
-        <w:t xml:space="preserve">&gt;</w:t>
-      </w:r>
-      <w:r>
-        <w:br/>
-      </w:r>
-      <w:r>
-        <w:rPr>
-          <w:rStyle w:val="NormalTok"/>
+          <w:color w:val="00BFFF"/>
+        </w:rPr>
+        <w:t xml:space="preserve">&gt;</w:t>
+      </w:r>
+      <w:r>
+        <w:rPr>
+          <w:color w:val="00BFFF"/>
+        </w:rPr>
+        <w:br/>
+      </w:r>
+      <w:r>
+        <w:rPr>
+          <w:rStyle w:val="NormalTok"/>
+          <w:color w:val="00BFFF"/>
         </w:rPr>
         <w:t xml:space="preserve">            ✉️ </w:t>
       </w:r>
       <w:r>
         <w:rPr>
           <w:rStyle w:val="DataTypeTok"/>
+          <w:color w:val="00BFFF"/>
         </w:rPr>
         <w:t xml:space="preserve">&lt;</w:t>
       </w:r>
       <w:r>
         <w:rPr>
           <w:rStyle w:val="KeywordTok"/>
+          <w:color w:val="00BFFF"/>
         </w:rPr>
         <w:t xml:space="preserve">a</w:t>
       </w:r>
       <w:r>
         <w:rPr>
           <w:rStyle w:val="NormalTok"/>
+          <w:color w:val="00BFFF"/>
         </w:rPr>
         <w:t xml:space="preserve"> </w:t>
       </w:r>
       <w:r>
         <w:rPr>
           <w:rStyle w:val="ErrorTok"/>
+          <w:color w:val="00BFFF"/>
         </w:rPr>
         <w:t xml:space="preserve">href</w:t>
       </w:r>
       <w:r>
         <w:rPr>
           <w:rStyle w:val="OtherTok"/>
+          <w:color w:val="00BFFF"/>
         </w:rPr>
         <w:t xml:space="preserve">=</w:t>
       </w:r>
       <w:r>
         <w:rPr>
           <w:rStyle w:val="StringTok"/>
+          <w:color w:val="00BFFF"/>
         </w:rPr>
         <w:t xml:space="preserve">"mailto:name@pechgroupholdings.tech"</w:t>
       </w:r>
       <w:r>
         <w:rPr>
           <w:rStyle w:val="NormalTok"/>
+          <w:color w:val="00BFFF"/>
         </w:rPr>
         <w:t xml:space="preserve"> </w:t>
       </w:r>
       <w:r>
         <w:rPr>
           <w:rStyle w:val="ErrorTok"/>
+          <w:color w:val="00BFFF"/>
         </w:rPr>
         <w:t xml:space="preserve">style</w:t>
       </w:r>
       <w:r>
         <w:rPr>
           <w:rStyle w:val="OtherTok"/>
+          <w:color w:val="00BFFF"/>
         </w:rPr>
         <w:t xml:space="preserve">=</w:t>
       </w:r>
       <w:r>
         <w:rPr>
           <w:rStyle w:val="StringTok"/>
+          <w:color w:val="00BFFF"/>
         </w:rPr>
         <w:t xml:space="preserve">"color: #00BFFF; text-decoration: none;"</w:t>
       </w:r>
       <w:r>
         <w:rPr>
           <w:rStyle w:val="DataTypeTok"/>
-        </w:rPr>
-        <w:t xml:space="preserve">&gt;</w:t>
-      </w:r>
-      <w:r>
-        <w:rPr>
-          <w:rStyle w:val="NormalTok"/>
+          <w:color w:val="00BFFF"/>
+        </w:rPr>
+        <w:t xml:space="preserve">&gt;</w:t>
+      </w:r>
+      <w:r>
+        <w:rPr>
+          <w:rStyle w:val="NormalTok"/>
+          <w:color w:val="00BFFF"/>
         </w:rPr>
         <w:t xml:space="preserve">name@pechgroupholdings.tech</w:t>
       </w:r>
       <w:r>
         <w:rPr>
           <w:rStyle w:val="DataTypeTok"/>
+          <w:color w:val="00BFFF"/>
         </w:rPr>
         <w:t xml:space="preserve">&lt;/</w:t>
       </w:r>
       <w:r>
         <w:rPr>
           <w:rStyle w:val="KeywordTok"/>
+          <w:color w:val="00BFFF"/>
         </w:rPr>
         <w:t xml:space="preserve">a</w:t>
       </w:r>
       <w:r>
         <w:rPr>
           <w:rStyle w:val="DataTypeTok"/>
-        </w:rPr>
-        <w:t xml:space="preserve">&gt;</w:t>
-      </w:r>
-      <w:r>
-        <w:br/>
-      </w:r>
-      <w:r>
-        <w:rPr>
-          <w:rStyle w:val="NormalTok"/>
+          <w:color w:val="00BFFF"/>
+        </w:rPr>
+        <w:t xml:space="preserve">&gt;</w:t>
+      </w:r>
+      <w:r>
+        <w:rPr>
+          <w:color w:val="00BFFF"/>
+        </w:rPr>
+        <w:br/>
+      </w:r>
+      <w:r>
+        <w:rPr>
+          <w:rStyle w:val="NormalTok"/>
+          <w:color w:val="00BFFF"/>
         </w:rPr>
         <w:t xml:space="preserve">          </w:t>
       </w:r>
       <w:r>
         <w:rPr>
           <w:rStyle w:val="DataTypeTok"/>
+          <w:color w:val="00BFFF"/>
         </w:rPr>
         <w:t xml:space="preserve">&lt;/</w:t>
       </w:r>
       <w:r>
         <w:rPr>
           <w:rStyle w:val="KeywordTok"/>
+          <w:color w:val="00BFFF"/>
         </w:rPr>
         <w:t xml:space="preserve">td</w:t>
       </w:r>
       <w:r>
         <w:rPr>
           <w:rStyle w:val="DataTypeTok"/>
-        </w:rPr>
-        <w:t xml:space="preserve">&gt;</w:t>
-      </w:r>
-      <w:r>
-        <w:br/>
-      </w:r>
-      <w:r>
-        <w:rPr>
-          <w:rStyle w:val="NormalTok"/>
+          <w:color w:val="00BFFF"/>
+        </w:rPr>
+        <w:t xml:space="preserve">&gt;</w:t>
+      </w:r>
+      <w:r>
+        <w:rPr>
+          <w:color w:val="00BFFF"/>
+        </w:rPr>
+        <w:br/>
+      </w:r>
+      <w:r>
+        <w:rPr>
+          <w:rStyle w:val="NormalTok"/>
+          <w:color w:val="00BFFF"/>
         </w:rPr>
         <w:t xml:space="preserve">        </w:t>
       </w:r>
       <w:r>
         <w:rPr>
           <w:rStyle w:val="DataTypeTok"/>
+          <w:color w:val="00BFFF"/>
         </w:rPr>
         <w:t xml:space="preserve">&lt;/</w:t>
       </w:r>
       <w:r>
         <w:rPr>
           <w:rStyle w:val="KeywordTok"/>
+          <w:color w:val="00BFFF"/>
         </w:rPr>
         <w:t xml:space="preserve">tr</w:t>
       </w:r>
       <w:r>
         <w:rPr>
           <w:rStyle w:val="DataTypeTok"/>
-        </w:rPr>
-        <w:t xml:space="preserve">&gt;</w:t>
-      </w:r>
-      <w:r>
-        <w:br/>
-      </w:r>
-      <w:r>
-        <w:rPr>
-          <w:rStyle w:val="NormalTok"/>
+          <w:color w:val="00BFFF"/>
+        </w:rPr>
+        <w:t xml:space="preserve">&gt;</w:t>
+      </w:r>
+      <w:r>
+        <w:rPr>
+          <w:color w:val="00BFFF"/>
+        </w:rPr>
+        <w:br/>
+      </w:r>
+      <w:r>
+        <w:rPr>
+          <w:rStyle w:val="NormalTok"/>
+          <w:color w:val="00BFFF"/>
         </w:rPr>
         <w:t xml:space="preserve">        </w:t>
       </w:r>
       <w:r>
         <w:rPr>
           <w:rStyle w:val="DataTypeTok"/>
+          <w:color w:val="00BFFF"/>
         </w:rPr>
         <w:t xml:space="preserve">&lt;</w:t>
       </w:r>
       <w:r>
         <w:rPr>
           <w:rStyle w:val="KeywordTok"/>
+          <w:color w:val="00BFFF"/>
         </w:rPr>
         <w:t xml:space="preserve">tr</w:t>
       </w:r>
       <w:r>
         <w:rPr>
           <w:rStyle w:val="DataTypeTok"/>
-        </w:rPr>
-        <w:t xml:space="preserve">&gt;</w:t>
-      </w:r>
-      <w:r>
-        <w:br/>
-      </w:r>
-      <w:r>
-        <w:rPr>
-          <w:rStyle w:val="NormalTok"/>
+          <w:color w:val="00BFFF"/>
+        </w:rPr>
+        <w:t xml:space="preserve">&gt;</w:t>
+      </w:r>
+      <w:r>
+        <w:rPr>
+          <w:color w:val="00BFFF"/>
+        </w:rPr>
+        <w:br/>
+      </w:r>
+      <w:r>
+        <w:rPr>
+          <w:rStyle w:val="NormalTok"/>
+          <w:color w:val="00BFFF"/>
         </w:rPr>
         <w:t xml:space="preserve">          </w:t>
       </w:r>
       <w:r>
         <w:rPr>
           <w:rStyle w:val="DataTypeTok"/>
+          <w:color w:val="00BFFF"/>
         </w:rPr>
         <w:t xml:space="preserve">&lt;</w:t>
       </w:r>
       <w:r>
         <w:rPr>
           <w:rStyle w:val="KeywordTok"/>
+          <w:color w:val="00BFFF"/>
         </w:rPr>
         <w:t xml:space="preserve">td</w:t>
       </w:r>
       <w:r>
         <w:rPr>
           <w:rStyle w:val="NormalTok"/>
+          <w:color w:val="00BFFF"/>
         </w:rPr>
         <w:t xml:space="preserve"> </w:t>
       </w:r>
       <w:r>
         <w:rPr>
           <w:rStyle w:val="ErrorTok"/>
+          <w:color w:val="00BFFF"/>
         </w:rPr>
         <w:t xml:space="preserve">style</w:t>
       </w:r>
       <w:r>
         <w:rPr>
           <w:rStyle w:val="OtherTok"/>
+          <w:color w:val="00BFFF"/>
         </w:rPr>
         <w:t xml:space="preserve">=</w:t>
       </w:r>
       <w:r>
         <w:rPr>
           <w:rStyle w:val="StringTok"/>
+          <w:color w:val="00BFFF"/>
         </w:rPr>
         <w:t xml:space="preserve">"font-size: 12px; color: #333333; padding-bottom: 3px;"</w:t>
       </w:r>
       <w:r>
         <w:rPr>
           <w:rStyle w:val="DataTypeTok"/>
-        </w:rPr>
-        <w:t xml:space="preserve">&gt;</w:t>
-      </w:r>
-      <w:r>
-        <w:br/>
-      </w:r>
-      <w:r>
-        <w:rPr>
-          <w:rStyle w:val="NormalTok"/>
+          <w:color w:val="00BFFF"/>
+        </w:rPr>
+        <w:t xml:space="preserve">&gt;</w:t>
+      </w:r>
+      <w:r>
+        <w:rPr>
+          <w:color w:val="00BFFF"/>
+        </w:rPr>
+        <w:br/>
+      </w:r>
+      <w:r>
+        <w:rPr>
+          <w:rStyle w:val="NormalTok"/>
+          <w:color w:val="00BFFF"/>
         </w:rPr>
         <w:t xml:space="preserve">            🌐 </w:t>
       </w:r>
       <w:r>
         <w:rPr>
           <w:rStyle w:val="DataTypeTok"/>
+          <w:color w:val="00BFFF"/>
         </w:rPr>
         <w:t xml:space="preserve">&lt;</w:t>
       </w:r>
       <w:r>
         <w:rPr>
           <w:rStyle w:val="KeywordTok"/>
+          <w:color w:val="00BFFF"/>
         </w:rPr>
         <w:t xml:space="preserve">a</w:t>
       </w:r>
       <w:r>
         <w:rPr>
           <w:rStyle w:val="NormalTok"/>
+          <w:color w:val="00BFFF"/>
         </w:rPr>
         <w:t xml:space="preserve"> </w:t>
       </w:r>
       <w:r>
         <w:rPr>
           <w:rStyle w:val="ErrorTok"/>
+          <w:color w:val="00BFFF"/>
         </w:rPr>
         <w:t xml:space="preserve">href</w:t>
       </w:r>
       <w:r>
         <w:rPr>
           <w:rStyle w:val="OtherTok"/>
+          <w:color w:val="00BFFF"/>
         </w:rPr>
         <w:t xml:space="preserve">=</w:t>
       </w:r>
       <w:r>
         <w:rPr>
           <w:rStyle w:val="StringTok"/>
+          <w:color w:val="00BFFF"/>
         </w:rPr>
         <w:t xml:space="preserve">"https://pechgroupholdings.tech"</w:t>
       </w:r>
       <w:r>
         <w:rPr>
           <w:rStyle w:val="NormalTok"/>
+          <w:color w:val="00BFFF"/>
         </w:rPr>
         <w:t xml:space="preserve"> </w:t>
       </w:r>
       <w:r>
         <w:rPr>
           <w:rStyle w:val="ErrorTok"/>
+          <w:color w:val="00BFFF"/>
         </w:rPr>
         <w:t xml:space="preserve">style</w:t>
       </w:r>
       <w:r>
         <w:rPr>
           <w:rStyle w:val="OtherTok"/>
+          <w:color w:val="00BFFF"/>
         </w:rPr>
         <w:t xml:space="preserve">=</w:t>
       </w:r>
       <w:r>
         <w:rPr>
           <w:rStyle w:val="StringTok"/>
+          <w:color w:val="00BFFF"/>
         </w:rPr>
         <w:t xml:space="preserve">"color: #00BFFF; text-decoration: none;"</w:t>
       </w:r>
       <w:r>
         <w:rPr>
           <w:rStyle w:val="DataTypeTok"/>
-        </w:rPr>
-        <w:t xml:space="preserve">&gt;</w:t>
-      </w:r>
-      <w:r>
-        <w:rPr>
-          <w:rStyle w:val="NormalTok"/>
+          <w:color w:val="00BFFF"/>
+        </w:rPr>
+        <w:t xml:space="preserve">&gt;</w:t>
+      </w:r>
+      <w:r>
+        <w:rPr>
+          <w:rStyle w:val="NormalTok"/>
+          <w:color w:val="00BFFF"/>
         </w:rPr>
         <w:t xml:space="preserve">www.pechgroupholdings.tech</w:t>
       </w:r>
       <w:r>
         <w:rPr>
           <w:rStyle w:val="DataTypeTok"/>
+          <w:color w:val="00BFFF"/>
         </w:rPr>
         <w:t xml:space="preserve">&lt;/</w:t>
       </w:r>
       <w:r>
         <w:rPr>
           <w:rStyle w:val="KeywordTok"/>
+          <w:color w:val="00BFFF"/>
         </w:rPr>
         <w:t xml:space="preserve">a</w:t>
       </w:r>
       <w:r>
         <w:rPr>
           <w:rStyle w:val="DataTypeTok"/>
-        </w:rPr>
-        <w:t xml:space="preserve">&gt;</w:t>
-      </w:r>
-      <w:r>
-        <w:br/>
-      </w:r>
-      <w:r>
-        <w:rPr>
-          <w:rStyle w:val="NormalTok"/>
+          <w:color w:val="00BFFF"/>
+        </w:rPr>
+        <w:t xml:space="preserve">&gt;</w:t>
+      </w:r>
+      <w:r>
+        <w:rPr>
+          <w:color w:val="00BFFF"/>
+        </w:rPr>
+        <w:br/>
+      </w:r>
+      <w:r>
+        <w:rPr>
+          <w:rStyle w:val="NormalTok"/>
+          <w:color w:val="00BFFF"/>
         </w:rPr>
         <w:t xml:space="preserve">          </w:t>
       </w:r>
       <w:r>
         <w:rPr>
           <w:rStyle w:val="DataTypeTok"/>
+          <w:color w:val="00BFFF"/>
         </w:rPr>
         <w:t xml:space="preserve">&lt;/</w:t>
       </w:r>
       <w:r>
         <w:rPr>
           <w:rStyle w:val="KeywordTok"/>
+          <w:color w:val="00BFFF"/>
         </w:rPr>
         <w:t xml:space="preserve">td</w:t>
       </w:r>
       <w:r>
         <w:rPr>
           <w:rStyle w:val="DataTypeTok"/>
-        </w:rPr>
-        <w:t xml:space="preserve">&gt;</w:t>
-      </w:r>
-      <w:r>
-        <w:br/>
-      </w:r>
-      <w:r>
-        <w:rPr>
-          <w:rStyle w:val="NormalTok"/>
+          <w:color w:val="00BFFF"/>
+        </w:rPr>
+        <w:t xml:space="preserve">&gt;</w:t>
+      </w:r>
+      <w:r>
+        <w:rPr>
+          <w:color w:val="00BFFF"/>
+        </w:rPr>
+        <w:br/>
+      </w:r>
+      <w:r>
+        <w:rPr>
+          <w:rStyle w:val="NormalTok"/>
+          <w:color w:val="00BFFF"/>
         </w:rPr>
         <w:t xml:space="preserve">        </w:t>
       </w:r>
       <w:r>
         <w:rPr>
           <w:rStyle w:val="DataTypeTok"/>
+          <w:color w:val="00BFFF"/>
         </w:rPr>
         <w:t xml:space="preserve">&lt;/</w:t>
       </w:r>
       <w:r>
         <w:rPr>
           <w:rStyle w:val="KeywordTok"/>
+          <w:color w:val="00BFFF"/>
         </w:rPr>
         <w:t xml:space="preserve">tr</w:t>
       </w:r>
       <w:r>
         <w:rPr>
           <w:rStyle w:val="DataTypeTok"/>
-        </w:rPr>
-        <w:t xml:space="preserve">&gt;</w:t>
-      </w:r>
-      <w:r>
-        <w:br/>
-      </w:r>
-      <w:r>
-        <w:rPr>
-          <w:rStyle w:val="NormalTok"/>
+          <w:color w:val="00BFFF"/>
+        </w:rPr>
+        <w:t xml:space="preserve">&gt;</w:t>
+      </w:r>
+      <w:r>
+        <w:rPr>
+          <w:color w:val="00BFFF"/>
+        </w:rPr>
+        <w:br/>
+      </w:r>
+      <w:r>
+        <w:rPr>
+          <w:rStyle w:val="NormalTok"/>
+          <w:color w:val="00BFFF"/>
         </w:rPr>
         <w:t xml:space="preserve">        </w:t>
       </w:r>
       <w:r>
         <w:rPr>
           <w:rStyle w:val="DataTypeTok"/>
+          <w:color w:val="00BFFF"/>
         </w:rPr>
         <w:t xml:space="preserve">&lt;</w:t>
       </w:r>
       <w:r>
         <w:rPr>
           <w:rStyle w:val="KeywordTok"/>
+          <w:color w:val="00BFFF"/>
         </w:rPr>
         <w:t xml:space="preserve">tr</w:t>
       </w:r>
       <w:r>
         <w:rPr>
           <w:rStyle w:val="DataTypeTok"/>
-        </w:rPr>
-        <w:t xml:space="preserve">&gt;</w:t>
-      </w:r>
-      <w:r>
-        <w:br/>
-      </w:r>
-      <w:r>
-        <w:rPr>
-          <w:rStyle w:val="NormalTok"/>
+          <w:color w:val="00BFFF"/>
+        </w:rPr>
+        <w:t xml:space="preserve">&gt;</w:t>
+      </w:r>
+      <w:r>
+        <w:rPr>
+          <w:color w:val="00BFFF"/>
+        </w:rPr>
+        <w:br/>
+      </w:r>
+      <w:r>
+        <w:rPr>
+          <w:rStyle w:val="NormalTok"/>
+          <w:color w:val="00BFFF"/>
         </w:rPr>
         <w:t xml:space="preserve">          </w:t>
       </w:r>
       <w:r>
         <w:rPr>
           <w:rStyle w:val="DataTypeTok"/>
+          <w:color w:val="00BFFF"/>
         </w:rPr>
         <w:t xml:space="preserve">&lt;</w:t>
       </w:r>
       <w:r>
         <w:rPr>
           <w:rStyle w:val="KeywordTok"/>
+          <w:color w:val="00BFFF"/>
         </w:rPr>
         <w:t xml:space="preserve">td</w:t>
       </w:r>
       <w:r>
         <w:rPr>
           <w:rStyle w:val="NormalTok"/>
+          <w:color w:val="00BFFF"/>
         </w:rPr>
         <w:t xml:space="preserve"> </w:t>
       </w:r>
       <w:r>
         <w:rPr>
           <w:rStyle w:val="ErrorTok"/>
+          <w:color w:val="00BFFF"/>
         </w:rPr>
         <w:t xml:space="preserve">style</w:t>
       </w:r>
       <w:r>
         <w:rPr>
           <w:rStyle w:val="OtherTok"/>
+          <w:color w:val="00BFFF"/>
         </w:rPr>
         <w:t xml:space="preserve">=</w:t>
       </w:r>
       <w:r>
         <w:rPr>
           <w:rStyle w:val="StringTok"/>
+          <w:color w:val="00BFFF"/>
         </w:rPr>
         <w:t xml:space="preserve">"font-size: 12px; color: #333333;"</w:t>
       </w:r>
       <w:r>
         <w:rPr>
           <w:rStyle w:val="DataTypeTok"/>
-        </w:rPr>
-        <w:t xml:space="preserve">&gt;</w:t>
-      </w:r>
-      <w:r>
-        <w:br/>
-      </w:r>
-      <w:r>
-        <w:rPr>
-          <w:rStyle w:val="NormalTok"/>
+          <w:color w:val="00BFFF"/>
+        </w:rPr>
+        <w:t xml:space="preserve">&gt;</w:t>
+      </w:r>
+      <w:r>
+        <w:rPr>
+          <w:color w:val="00BFFF"/>
+        </w:rPr>
+        <w:br/>
+      </w:r>
+      <w:r>
+        <w:rPr>
+          <w:rStyle w:val="NormalTok"/>
+          <w:color w:val="00BFFF"/>
         </w:rPr>
         <w:t xml:space="preserve">            📍 Lagos, Nigeria</w:t>
       </w:r>
       <w:r>
-        <w:br/>
-      </w:r>
-      <w:r>
-        <w:rPr>
-          <w:rStyle w:val="NormalTok"/>
+        <w:rPr>
+          <w:color w:val="00BFFF"/>
+        </w:rPr>
+        <w:br/>
+      </w:r>
+      <w:r>
+        <w:rPr>
+          <w:rStyle w:val="NormalTok"/>
+          <w:color w:val="00BFFF"/>
         </w:rPr>
         <w:t xml:space="preserve">          </w:t>
       </w:r>
       <w:r>
         <w:rPr>
           <w:rStyle w:val="DataTypeTok"/>
+          <w:color w:val="00BFFF"/>
         </w:rPr>
         <w:t xml:space="preserve">&lt;/</w:t>
       </w:r>
       <w:r>
         <w:rPr>
           <w:rStyle w:val="KeywordTok"/>
+          <w:color w:val="00BFFF"/>
         </w:rPr>
         <w:t xml:space="preserve">td</w:t>
       </w:r>
       <w:r>
         <w:rPr>
           <w:rStyle w:val="DataTypeTok"/>
-        </w:rPr>
-        <w:t xml:space="preserve">&gt;</w:t>
-      </w:r>
-      <w:r>
-        <w:br/>
-      </w:r>
-      <w:r>
-        <w:rPr>
-          <w:rStyle w:val="NormalTok"/>
+          <w:color w:val="00BFFF"/>
+        </w:rPr>
+        <w:t xml:space="preserve">&gt;</w:t>
+      </w:r>
+      <w:r>
+        <w:rPr>
+          <w:color w:val="00BFFF"/>
+        </w:rPr>
+        <w:br/>
+      </w:r>
+      <w:r>
+        <w:rPr>
+          <w:rStyle w:val="NormalTok"/>
+          <w:color w:val="00BFFF"/>
         </w:rPr>
         <w:t xml:space="preserve">        </w:t>
       </w:r>
       <w:r>
         <w:rPr>
           <w:rStyle w:val="DataTypeTok"/>
+          <w:color w:val="00BFFF"/>
         </w:rPr>
         <w:t xml:space="preserve">&lt;/</w:t>
       </w:r>
       <w:r>
         <w:rPr>
           <w:rStyle w:val="KeywordTok"/>
+          <w:color w:val="00BFFF"/>
         </w:rPr>
         <w:t xml:space="preserve">tr</w:t>
       </w:r>
       <w:r>
         <w:rPr>
           <w:rStyle w:val="DataTypeTok"/>
-        </w:rPr>
-        <w:t xml:space="preserve">&gt;</w:t>
-      </w:r>
-      <w:r>
-        <w:br/>
-      </w:r>
-      <w:r>
-        <w:rPr>
-          <w:rStyle w:val="NormalTok"/>
+          <w:color w:val="00BFFF"/>
+        </w:rPr>
+        <w:t xml:space="preserve">&gt;</w:t>
+      </w:r>
+      <w:r>
+        <w:rPr>
+          <w:color w:val="00BFFF"/>
+        </w:rPr>
+        <w:br/>
+      </w:r>
+      <w:r>
+        <w:rPr>
+          <w:rStyle w:val="NormalTok"/>
+          <w:color w:val="00BFFF"/>
         </w:rPr>
         <w:t xml:space="preserve">      </w:t>
       </w:r>
       <w:r>
         <w:rPr>
           <w:rStyle w:val="DataTypeTok"/>
+          <w:color w:val="00BFFF"/>
         </w:rPr>
         <w:t xml:space="preserve">&lt;/</w:t>
       </w:r>
       <w:r>
         <w:rPr>
           <w:rStyle w:val="KeywordTok"/>
+          <w:color w:val="00BFFF"/>
         </w:rPr>
         <w:t xml:space="preserve">table</w:t>
       </w:r>
       <w:r>
         <w:rPr>
           <w:rStyle w:val="DataTypeTok"/>
-        </w:rPr>
-        <w:t xml:space="preserve">&gt;</w:t>
-      </w:r>
-      <w:r>
-        <w:br/>
-      </w:r>
-      <w:r>
-        <w:rPr>
-          <w:rStyle w:val="NormalTok"/>
+          <w:color w:val="00BFFF"/>
+        </w:rPr>
+        <w:t xml:space="preserve">&gt;</w:t>
+      </w:r>
+      <w:r>
+        <w:rPr>
+          <w:color w:val="00BFFF"/>
+        </w:rPr>
+        <w:br/>
+      </w:r>
+      <w:r>
+        <w:rPr>
+          <w:rStyle w:val="NormalTok"/>
+          <w:color w:val="00BFFF"/>
         </w:rPr>
         <w:t xml:space="preserve">      </w:t>
       </w:r>
       <w:r>
         <w:rPr>
           <w:rStyle w:val="CommentTok"/>
+          <w:color w:val="00BFFF"/>
         </w:rPr>
         <w:t xml:space="preserve">&lt;!-- Social Media --&gt;</w:t>
       </w:r>
       <w:r>
-        <w:br/>
-      </w:r>
-      <w:r>
-        <w:rPr>
-          <w:rStyle w:val="NormalTok"/>
+        <w:rPr>
+          <w:color w:val="00BFFF"/>
+        </w:rPr>
+        <w:br/>
+      </w:r>
+      <w:r>
+        <w:rPr>
+          <w:rStyle w:val="NormalTok"/>
+          <w:color w:val="00BFFF"/>
         </w:rPr>
         <w:t xml:space="preserve">      </w:t>
       </w:r>
       <w:r>
         <w:rPr>
           <w:rStyle w:val="DataTypeTok"/>
+          <w:color w:val="00BFFF"/>
         </w:rPr>
         <w:t xml:space="preserve">&lt;</w:t>
       </w:r>
       <w:r>
         <w:rPr>
           <w:rStyle w:val="KeywordTok"/>
+          <w:color w:val="00BFFF"/>
         </w:rPr>
         <w:t xml:space="preserve">table</w:t>
       </w:r>
       <w:r>
         <w:rPr>
           <w:rStyle w:val="NormalTok"/>
+          <w:color w:val="00BFFF"/>
         </w:rPr>
         <w:t xml:space="preserve"> </w:t>
       </w:r>
       <w:r>
         <w:rPr>
           <w:rStyle w:val="ErrorTok"/>
+          <w:color w:val="00BFFF"/>
         </w:rPr>
         <w:t xml:space="preserve">cellpadding</w:t>
       </w:r>
       <w:r>
         <w:rPr>
           <w:rStyle w:val="OtherTok"/>
+          <w:color w:val="00BFFF"/>
         </w:rPr>
         <w:t xml:space="preserve">=</w:t>
       </w:r>
       <w:r>
         <w:rPr>
           <w:rStyle w:val="StringTok"/>
+          <w:color w:val="00BFFF"/>
         </w:rPr>
         <w:t xml:space="preserve">"0"</w:t>
       </w:r>
       <w:r>
         <w:rPr>
           <w:rStyle w:val="NormalTok"/>
+          <w:color w:val="00BFFF"/>
         </w:rPr>
         <w:t xml:space="preserve"> </w:t>
       </w:r>
       <w:r>
         <w:rPr>
           <w:rStyle w:val="ErrorTok"/>
+          <w:color w:val="00BFFF"/>
         </w:rPr>
         <w:t xml:space="preserve">cellspacing</w:t>
       </w:r>
       <w:r>
         <w:rPr>
           <w:rStyle w:val="OtherTok"/>
+          <w:color w:val="00BFFF"/>
         </w:rPr>
         <w:t xml:space="preserve">=</w:t>
       </w:r>
       <w:r>
         <w:rPr>
           <w:rStyle w:val="StringTok"/>
+          <w:color w:val="00BFFF"/>
         </w:rPr>
         <w:t xml:space="preserve">"0"</w:t>
       </w:r>
       <w:r>
         <w:rPr>
           <w:rStyle w:val="NormalTok"/>
+          <w:color w:val="00BFFF"/>
         </w:rPr>
         <w:t xml:space="preserve"> </w:t>
       </w:r>
       <w:r>
         <w:rPr>
           <w:rStyle w:val="ErrorTok"/>
+          <w:color w:val="00BFFF"/>
         </w:rPr>
         <w:t xml:space="preserve">border</w:t>
       </w:r>
       <w:r>
         <w:rPr>
           <w:rStyle w:val="OtherTok"/>
+          <w:color w:val="00BFFF"/>
         </w:rPr>
         <w:t xml:space="preserve">=</w:t>
       </w:r>
       <w:r>
         <w:rPr>
           <w:rStyle w:val="StringTok"/>
+          <w:color w:val="00BFFF"/>
         </w:rPr>
         <w:t xml:space="preserve">"0"</w:t>
       </w:r>
       <w:r>
         <w:rPr>
           <w:rStyle w:val="NormalTok"/>
+          <w:color w:val="00BFFF"/>
         </w:rPr>
         <w:t xml:space="preserve"> </w:t>
       </w:r>
       <w:r>
         <w:rPr>
           <w:rStyle w:val="ErrorTok"/>
+          <w:color w:val="00BFFF"/>
         </w:rPr>
         <w:t xml:space="preserve">style</w:t>
       </w:r>
       <w:r>
         <w:rPr>
           <w:rStyle w:val="OtherTok"/>
+          <w:color w:val="00BFFF"/>
         </w:rPr>
         <w:t xml:space="preserve">=</w:t>
       </w:r>
       <w:r>
         <w:rPr>
           <w:rStyle w:val="StringTok"/>
+          <w:color w:val="00BFFF"/>
         </w:rPr>
         <w:t xml:space="preserve">"margin-top: 8px;"</w:t>
       </w:r>
       <w:r>
         <w:rPr>
           <w:rStyle w:val="DataTypeTok"/>
-        </w:rPr>
-        <w:t xml:space="preserve">&gt;</w:t>
-      </w:r>
-      <w:r>
-        <w:br/>
-      </w:r>
-      <w:r>
-        <w:rPr>
-          <w:rStyle w:val="NormalTok"/>
+          <w:color w:val="00BFFF"/>
+        </w:rPr>
+        <w:t xml:space="preserve">&gt;</w:t>
+      </w:r>
+      <w:r>
+        <w:rPr>
+          <w:color w:val="00BFFF"/>
+        </w:rPr>
+        <w:br/>
+      </w:r>
+      <w:r>
+        <w:rPr>
+          <w:rStyle w:val="NormalTok"/>
+          <w:color w:val="00BFFF"/>
         </w:rPr>
         <w:t xml:space="preserve">        </w:t>
       </w:r>
       <w:r>
         <w:rPr>
           <w:rStyle w:val="DataTypeTok"/>
+          <w:color w:val="00BFFF"/>
         </w:rPr>
         <w:t xml:space="preserve">&lt;</w:t>
       </w:r>
       <w:r>
         <w:rPr>
           <w:rStyle w:val="KeywordTok"/>
+          <w:color w:val="00BFFF"/>
         </w:rPr>
         <w:t xml:space="preserve">tr</w:t>
       </w:r>
       <w:r>
         <w:rPr>
           <w:rStyle w:val="DataTypeTok"/>
-        </w:rPr>
-        <w:t xml:space="preserve">&gt;</w:t>
-      </w:r>
-      <w:r>
-        <w:br/>
-      </w:r>
-      <w:r>
-        <w:rPr>
-          <w:rStyle w:val="NormalTok"/>
+          <w:color w:val="00BFFF"/>
+        </w:rPr>
+        <w:t xml:space="preserve">&gt;</w:t>
+      </w:r>
+      <w:r>
+        <w:rPr>
+          <w:color w:val="00BFFF"/>
+        </w:rPr>
+        <w:br/>
+      </w:r>
+      <w:r>
+        <w:rPr>
+          <w:rStyle w:val="NormalTok"/>
+          <w:color w:val="00BFFF"/>
         </w:rPr>
         <w:t xml:space="preserve">          </w:t>
       </w:r>
       <w:r>
         <w:rPr>
           <w:rStyle w:val="DataTypeTok"/>
+          <w:color w:val="00BFFF"/>
         </w:rPr>
         <w:t xml:space="preserve">&lt;</w:t>
       </w:r>
       <w:r>
         <w:rPr>
           <w:rStyle w:val="KeywordTok"/>
+          <w:color w:val="00BFFF"/>
         </w:rPr>
         <w:t xml:space="preserve">td</w:t>
       </w:r>
       <w:r>
         <w:rPr>
           <w:rStyle w:val="NormalTok"/>
+          <w:color w:val="00BFFF"/>
         </w:rPr>
         <w:t xml:space="preserve"> </w:t>
       </w:r>
       <w:r>
         <w:rPr>
           <w:rStyle w:val="ErrorTok"/>
+          <w:color w:val="00BFFF"/>
         </w:rPr>
         <w:t xml:space="preserve">style</w:t>
       </w:r>
       <w:r>
         <w:rPr>
           <w:rStyle w:val="OtherTok"/>
+          <w:color w:val="00BFFF"/>
         </w:rPr>
         <w:t xml:space="preserve">=</w:t>
       </w:r>
       <w:r>
         <w:rPr>
           <w:rStyle w:val="StringTok"/>
+          <w:color w:val="00BFFF"/>
         </w:rPr>
         <w:t xml:space="preserve">"padding-right: 8px;"</w:t>
       </w:r>
       <w:r>
         <w:rPr>
           <w:rStyle w:val="DataTypeTok"/>
-        </w:rPr>
-        <w:t xml:space="preserve">&gt;</w:t>
-      </w:r>
-      <w:r>
-        <w:br/>
-      </w:r>
-      <w:r>
-        <w:rPr>
-          <w:rStyle w:val="NormalTok"/>
+          <w:color w:val="00BFFF"/>
+        </w:rPr>
+        <w:t xml:space="preserve">&gt;</w:t>
+      </w:r>
+      <w:r>
+        <w:rPr>
+          <w:color w:val="00BFFF"/>
+        </w:rPr>
+        <w:br/>
+      </w:r>
+      <w:r>
+        <w:rPr>
+          <w:rStyle w:val="NormalTok"/>
+          <w:color w:val="00BFFF"/>
         </w:rPr>
         <w:t xml:space="preserve">            </w:t>
       </w:r>
       <w:r>
         <w:rPr>
           <w:rStyle w:val="DataTypeTok"/>
+          <w:color w:val="00BFFF"/>
         </w:rPr>
         <w:t xml:space="preserve">&lt;</w:t>
       </w:r>
       <w:r>
         <w:rPr>
           <w:rStyle w:val="KeywordTok"/>
+          <w:color w:val="00BFFF"/>
         </w:rPr>
         <w:t xml:space="preserve">a</w:t>
       </w:r>
       <w:r>
         <w:rPr>
           <w:rStyle w:val="NormalTok"/>
+          <w:color w:val="00BFFF"/>
         </w:rPr>
         <w:t xml:space="preserve"> </w:t>
       </w:r>
       <w:r>
         <w:rPr>
           <w:rStyle w:val="ErrorTok"/>
+          <w:color w:val="00BFFF"/>
         </w:rPr>
         <w:t xml:space="preserve">href</w:t>
       </w:r>
       <w:r>
         <w:rPr>
           <w:rStyle w:val="OtherTok"/>
+          <w:color w:val="00BFFF"/>
         </w:rPr>
         <w:t xml:space="preserve">=</w:t>
       </w:r>
       <w:r>
         <w:rPr>
           <w:rStyle w:val="StringTok"/>
+          <w:color w:val="00BFFF"/>
         </w:rPr>
         <w:t xml:space="preserve">"[LINKEDIN_URL]"</w:t>
       </w:r>
       <w:r>
         <w:rPr>
           <w:rStyle w:val="NormalTok"/>
+          <w:color w:val="00BFFF"/>
         </w:rPr>
         <w:t xml:space="preserve"> </w:t>
       </w:r>
       <w:r>
         <w:rPr>
           <w:rStyle w:val="ErrorTok"/>
+          <w:color w:val="00BFFF"/>
         </w:rPr>
         <w:t xml:space="preserve">style</w:t>
       </w:r>
       <w:r>
         <w:rPr>
           <w:rStyle w:val="OtherTok"/>
+          <w:color w:val="00BFFF"/>
         </w:rPr>
         <w:t xml:space="preserve">=</w:t>
       </w:r>
       <w:r>
         <w:rPr>
           <w:rStyle w:val="StringTok"/>
+          <w:color w:val="00BFFF"/>
         </w:rPr>
         <w:t xml:space="preserve">"color: #0099CC; text-decoration: none; font-size: 11px;"</w:t>
       </w:r>
       <w:r>
         <w:rPr>
           <w:rStyle w:val="DataTypeTok"/>
-        </w:rPr>
-        <w:t xml:space="preserve">&gt;</w:t>
-      </w:r>
-      <w:r>
-        <w:rPr>
-          <w:rStyle w:val="NormalTok"/>
+          <w:color w:val="00BFFF"/>
+        </w:rPr>
+        <w:t xml:space="preserve">&gt;</w:t>
+      </w:r>
+      <w:r>
+        <w:rPr>
+          <w:rStyle w:val="NormalTok"/>
+          <w:color w:val="00BFFF"/>
         </w:rPr>
         <w:t xml:space="preserve">LinkedIn</w:t>
       </w:r>
       <w:r>
         <w:rPr>
           <w:rStyle w:val="DataTypeTok"/>
+          <w:color w:val="00BFFF"/>
         </w:rPr>
         <w:t xml:space="preserve">&lt;/</w:t>
       </w:r>
       <w:r>
         <w:rPr>
           <w:rStyle w:val="KeywordTok"/>
+          <w:color w:val="00BFFF"/>
         </w:rPr>
         <w:t xml:space="preserve">a</w:t>
       </w:r>
       <w:r>
         <w:rPr>
           <w:rStyle w:val="DataTypeTok"/>
-        </w:rPr>
-        <w:t xml:space="preserve">&gt;</w:t>
-      </w:r>
-      <w:r>
-        <w:br/>
-      </w:r>
-      <w:r>
-        <w:rPr>
-          <w:rStyle w:val="NormalTok"/>
+          <w:color w:val="00BFFF"/>
+        </w:rPr>
+        <w:t xml:space="preserve">&gt;</w:t>
+      </w:r>
+      <w:r>
+        <w:rPr>
+          <w:color w:val="00BFFF"/>
+        </w:rPr>
+        <w:br/>
+      </w:r>
+      <w:r>
+        <w:rPr>
+          <w:rStyle w:val="NormalTok"/>
+          <w:color w:val="00BFFF"/>
         </w:rPr>
         <w:t xml:space="preserve">          </w:t>
       </w:r>
       <w:r>
         <w:rPr>
           <w:rStyle w:val="DataTypeTok"/>
+          <w:color w:val="00BFFF"/>
         </w:rPr>
         <w:t xml:space="preserve">&lt;/</w:t>
       </w:r>
       <w:r>
         <w:rPr>
           <w:rStyle w:val="KeywordTok"/>
+          <w:color w:val="00BFFF"/>
         </w:rPr>
         <w:t xml:space="preserve">td</w:t>
       </w:r>
       <w:r>
         <w:rPr>
           <w:rStyle w:val="DataTypeTok"/>
-        </w:rPr>
-        <w:t xml:space="preserve">&gt;</w:t>
-      </w:r>
-      <w:r>
-        <w:br/>
-      </w:r>
-      <w:r>
-        <w:rPr>
-          <w:rStyle w:val="NormalTok"/>
+          <w:color w:val="00BFFF"/>
+        </w:rPr>
+        <w:t xml:space="preserve">&gt;</w:t>
+      </w:r>
+      <w:r>
+        <w:rPr>
+          <w:color w:val="00BFFF"/>
+        </w:rPr>
+        <w:br/>
+      </w:r>
+      <w:r>
+        <w:rPr>
+          <w:rStyle w:val="NormalTok"/>
+          <w:color w:val="00BFFF"/>
         </w:rPr>
         <w:t xml:space="preserve">          </w:t>
       </w:r>
       <w:r>
         <w:rPr>
           <w:rStyle w:val="DataTypeTok"/>
+          <w:color w:val="00BFFF"/>
         </w:rPr>
         <w:t xml:space="preserve">&lt;</w:t>
       </w:r>
       <w:r>
         <w:rPr>
           <w:rStyle w:val="KeywordTok"/>
+          <w:color w:val="00BFFF"/>
         </w:rPr>
         <w:t xml:space="preserve">td</w:t>
       </w:r>
       <w:r>
         <w:rPr>
           <w:rStyle w:val="NormalTok"/>
+          <w:color w:val="00BFFF"/>
         </w:rPr>
         <w:t xml:space="preserve"> </w:t>
       </w:r>
       <w:r>
         <w:rPr>
           <w:rStyle w:val="ErrorTok"/>
+          <w:color w:val="00BFFF"/>
         </w:rPr>
         <w:t xml:space="preserve">style</w:t>
       </w:r>
       <w:r>
         <w:rPr>
           <w:rStyle w:val="OtherTok"/>
+          <w:color w:val="00BFFF"/>
         </w:rPr>
         <w:t xml:space="preserve">=</w:t>
       </w:r>
       <w:r>
         <w:rPr>
           <w:rStyle w:val="StringTok"/>
+          <w:color w:val="00BFFF"/>
         </w:rPr>
         <w:t xml:space="preserve">"padding-right: 8px; color: #ccc;"</w:t>
       </w:r>
       <w:r>
         <w:rPr>
           <w:rStyle w:val="DataTypeTok"/>
-        </w:rPr>
-        <w:t xml:space="preserve">&gt;</w:t>
-      </w:r>
-      <w:r>
-        <w:rPr>
-          <w:rStyle w:val="NormalTok"/>
+          <w:color w:val="00BFFF"/>
+        </w:rPr>
+        <w:t xml:space="preserve">&gt;</w:t>
+      </w:r>
+      <w:r>
+        <w:rPr>
+          <w:rStyle w:val="NormalTok"/>
+          <w:color w:val="00BFFF"/>
         </w:rPr>
         <w:t xml:space="preserve">|</w:t>
       </w:r>
       <w:r>
         <w:rPr>
           <w:rStyle w:val="DataTypeTok"/>
+          <w:color w:val="00BFFF"/>
         </w:rPr>
         <w:t xml:space="preserve">&lt;/</w:t>
       </w:r>
       <w:r>
         <w:rPr>
           <w:rStyle w:val="KeywordTok"/>
+          <w:color w:val="00BFFF"/>
         </w:rPr>
         <w:t xml:space="preserve">td</w:t>
       </w:r>
       <w:r>
         <w:rPr>
           <w:rStyle w:val="DataTypeTok"/>
-        </w:rPr>
-        <w:t xml:space="preserve">&gt;</w:t>
-      </w:r>
-      <w:r>
-        <w:br/>
-      </w:r>
-      <w:r>
-        <w:rPr>
-          <w:rStyle w:val="NormalTok"/>
+          <w:color w:val="00BFFF"/>
+        </w:rPr>
+        <w:t xml:space="preserve">&gt;</w:t>
+      </w:r>
+      <w:r>
+        <w:rPr>
+          <w:color w:val="00BFFF"/>
+        </w:rPr>
+        <w:br/>
+      </w:r>
+      <w:r>
+        <w:rPr>
+          <w:rStyle w:val="NormalTok"/>
+          <w:color w:val="00BFFF"/>
         </w:rPr>
         <w:t xml:space="preserve">          </w:t>
       </w:r>
       <w:r>
         <w:rPr>
           <w:rStyle w:val="DataTypeTok"/>
+          <w:color w:val="00BFFF"/>
         </w:rPr>
         <w:t xml:space="preserve">&lt;</w:t>
       </w:r>
       <w:r>
         <w:rPr>
           <w:rStyle w:val="KeywordTok"/>
+          <w:color w:val="00BFFF"/>
         </w:rPr>
         <w:t xml:space="preserve">td</w:t>
       </w:r>
       <w:r>
         <w:rPr>
           <w:rStyle w:val="NormalTok"/>
+          <w:color w:val="00BFFF"/>
         </w:rPr>
         <w:t xml:space="preserve"> </w:t>
       </w:r>
       <w:r>
         <w:rPr>
           <w:rStyle w:val="ErrorTok"/>
+          <w:color w:val="00BFFF"/>
         </w:rPr>
         <w:t xml:space="preserve">style</w:t>
       </w:r>
       <w:r>
         <w:rPr>
           <w:rStyle w:val="OtherTok"/>
+          <w:color w:val="00BFFF"/>
         </w:rPr>
         <w:t xml:space="preserve">=</w:t>
       </w:r>
       <w:r>
         <w:rPr>
           <w:rStyle w:val="StringTok"/>
+          <w:color w:val="00BFFF"/>
         </w:rPr>
         <w:t xml:space="preserve">"padding-right: 8px;"</w:t>
       </w:r>
       <w:r>
         <w:rPr>
           <w:rStyle w:val="DataTypeTok"/>
-        </w:rPr>
-        <w:t xml:space="preserve">&gt;</w:t>
-      </w:r>
-      <w:r>
-        <w:br/>
-      </w:r>
-      <w:r>
-        <w:rPr>
-          <w:rStyle w:val="NormalTok"/>
+          <w:color w:val="00BFFF"/>
+        </w:rPr>
+        <w:t xml:space="preserve">&gt;</w:t>
+      </w:r>
+      <w:r>
+        <w:rPr>
+          <w:color w:val="00BFFF"/>
+        </w:rPr>
+        <w:br/>
+      </w:r>
+      <w:r>
+        <w:rPr>
+          <w:rStyle w:val="NormalTok"/>
+          <w:color w:val="00BFFF"/>
         </w:rPr>
         <w:t xml:space="preserve">            </w:t>
       </w:r>
       <w:r>
         <w:rPr>
           <w:rStyle w:val="DataTypeTok"/>
+          <w:color w:val="00BFFF"/>
         </w:rPr>
         <w:t xml:space="preserve">&lt;</w:t>
       </w:r>
       <w:r>
         <w:rPr>
           <w:rStyle w:val="KeywordTok"/>
+          <w:color w:val="00BFFF"/>
         </w:rPr>
         <w:t xml:space="preserve">a</w:t>
       </w:r>
       <w:r>
         <w:rPr>
           <w:rStyle w:val="NormalTok"/>
+          <w:color w:val="00BFFF"/>
         </w:rPr>
         <w:t xml:space="preserve"> </w:t>
       </w:r>
       <w:r>
         <w:rPr>
           <w:rStyle w:val="ErrorTok"/>
+          <w:color w:val="00BFFF"/>
         </w:rPr>
         <w:t xml:space="preserve">href</w:t>
       </w:r>
       <w:r>
         <w:rPr>
           <w:rStyle w:val="OtherTok"/>
+          <w:color w:val="00BFFF"/>
         </w:rPr>
         <w:t xml:space="preserve">=</w:t>
       </w:r>
       <w:r>
         <w:rPr>
           <w:rStyle w:val="StringTok"/>
+          <w:color w:val="00BFFF"/>
         </w:rPr>
         <w:t xml:space="preserve">"[TWITTER_URL]"</w:t>
       </w:r>
       <w:r>
         <w:rPr>
           <w:rStyle w:val="NormalTok"/>
+          <w:color w:val="00BFFF"/>
         </w:rPr>
         <w:t xml:space="preserve"> </w:t>
       </w:r>
       <w:r>
         <w:rPr>
           <w:rStyle w:val="ErrorTok"/>
+          <w:color w:val="00BFFF"/>
         </w:rPr>
         <w:t xml:space="preserve">style</w:t>
       </w:r>
       <w:r>
         <w:rPr>
           <w:rStyle w:val="OtherTok"/>
+          <w:color w:val="00BFFF"/>
         </w:rPr>
         <w:t xml:space="preserve">=</w:t>
       </w:r>
       <w:r>
         <w:rPr>
           <w:rStyle w:val="StringTok"/>
+          <w:color w:val="00BFFF"/>
         </w:rPr>
         <w:t xml:space="preserve">"color: #0099CC; text-decoration: none; font-size: 11px;"</w:t>
       </w:r>
       <w:r>
         <w:rPr>
           <w:rStyle w:val="DataTypeTok"/>
-        </w:rPr>
-        <w:t xml:space="preserve">&gt;</w:t>
-      </w:r>
-      <w:r>
-        <w:rPr>
-          <w:rStyle w:val="NormalTok"/>
+          <w:color w:val="00BFFF"/>
+        </w:rPr>
+        <w:t xml:space="preserve">&gt;</w:t>
+      </w:r>
+      <w:r>
+        <w:rPr>
+          <w:rStyle w:val="NormalTok"/>
+          <w:color w:val="00BFFF"/>
         </w:rPr>
         <w:t xml:space="preserve">Twitter/X</w:t>
       </w:r>
       <w:r>
         <w:rPr>
           <w:rStyle w:val="DataTypeTok"/>
+          <w:color w:val="00BFFF"/>
         </w:rPr>
         <w:t xml:space="preserve">&lt;/</w:t>
       </w:r>
       <w:r>
         <w:rPr>
           <w:rStyle w:val="KeywordTok"/>
+          <w:color w:val="00BFFF"/>
         </w:rPr>
         <w:t xml:space="preserve">a</w:t>
       </w:r>
       <w:r>
         <w:rPr>
           <w:rStyle w:val="DataTypeTok"/>
-        </w:rPr>
-        <w:t xml:space="preserve">&gt;</w:t>
-      </w:r>
-      <w:r>
-        <w:br/>
-      </w:r>
-      <w:r>
-        <w:rPr>
-          <w:rStyle w:val="NormalTok"/>
+          <w:color w:val="00BFFF"/>
+        </w:rPr>
+        <w:t xml:space="preserve">&gt;</w:t>
+      </w:r>
+      <w:r>
+        <w:rPr>
+          <w:color w:val="00BFFF"/>
+        </w:rPr>
+        <w:br/>
+      </w:r>
+      <w:r>
+        <w:rPr>
+          <w:rStyle w:val="NormalTok"/>
+          <w:color w:val="00BFFF"/>
         </w:rPr>
         <w:t xml:space="preserve">          </w:t>
       </w:r>
       <w:r>
         <w:rPr>
           <w:rStyle w:val="DataTypeTok"/>
+          <w:color w:val="00BFFF"/>
         </w:rPr>
         <w:t xml:space="preserve">&lt;/</w:t>
       </w:r>
       <w:r>
         <w:rPr>
           <w:rStyle w:val="KeywordTok"/>
+          <w:color w:val="00BFFF"/>
         </w:rPr>
         <w:t xml:space="preserve">td</w:t>
       </w:r>
       <w:r>
         <w:rPr>
           <w:rStyle w:val="DataTypeTok"/>
-        </w:rPr>
-        <w:t xml:space="preserve">&gt;</w:t>
-      </w:r>
-      <w:r>
-        <w:br/>
-      </w:r>
-      <w:r>
-        <w:rPr>
-          <w:rStyle w:val="NormalTok"/>
+          <w:color w:val="00BFFF"/>
+        </w:rPr>
+        <w:t xml:space="preserve">&gt;</w:t>
+      </w:r>
+      <w:r>
+        <w:rPr>
+          <w:color w:val="00BFFF"/>
+        </w:rPr>
+        <w:br/>
+      </w:r>
+      <w:r>
+        <w:rPr>
+          <w:rStyle w:val="NormalTok"/>
+          <w:color w:val="00BFFF"/>
         </w:rPr>
         <w:t xml:space="preserve">          </w:t>
       </w:r>
       <w:r>
         <w:rPr>
           <w:rStyle w:val="DataTypeTok"/>
+          <w:color w:val="00BFFF"/>
         </w:rPr>
         <w:t xml:space="preserve">&lt;</w:t>
       </w:r>
       <w:r>
         <w:rPr>
           <w:rStyle w:val="KeywordTok"/>
+          <w:color w:val="00BFFF"/>
         </w:rPr>
         <w:t xml:space="preserve">td</w:t>
       </w:r>
       <w:r>
         <w:rPr>
           <w:rStyle w:val="NormalTok"/>
+          <w:color w:val="00BFFF"/>
         </w:rPr>
         <w:t xml:space="preserve"> </w:t>
       </w:r>
       <w:r>
         <w:rPr>
           <w:rStyle w:val="ErrorTok"/>
+          <w:color w:val="00BFFF"/>
         </w:rPr>
         <w:t xml:space="preserve">style</w:t>
       </w:r>
       <w:r>
         <w:rPr>
           <w:rStyle w:val="OtherTok"/>
+          <w:color w:val="00BFFF"/>
         </w:rPr>
         <w:t xml:space="preserve">=</w:t>
       </w:r>
       <w:r>
         <w:rPr>
           <w:rStyle w:val="StringTok"/>
+          <w:color w:val="00BFFF"/>
         </w:rPr>
         <w:t xml:space="preserve">"padding-right: 8px; color: #ccc;"</w:t>
       </w:r>
       <w:r>
         <w:rPr>
           <w:rStyle w:val="DataTypeTok"/>
-        </w:rPr>
-        <w:t xml:space="preserve">&gt;</w:t>
-      </w:r>
-      <w:r>
-        <w:rPr>
-          <w:rStyle w:val="NormalTok"/>
+          <w:color w:val="00BFFF"/>
+        </w:rPr>
+        <w:t xml:space="preserve">&gt;</w:t>
+      </w:r>
+      <w:r>
+        <w:rPr>
+          <w:rStyle w:val="NormalTok"/>
+          <w:color w:val="00BFFF"/>
         </w:rPr>
         <w:t xml:space="preserve">|</w:t>
       </w:r>
       <w:r>
         <w:rPr>
           <w:rStyle w:val="DataTypeTok"/>
+          <w:color w:val="00BFFF"/>
         </w:rPr>
         <w:t xml:space="preserve">&lt;/</w:t>
       </w:r>
       <w:r>
         <w:rPr>
           <w:rStyle w:val="KeywordTok"/>
+          <w:color w:val="00BFFF"/>
         </w:rPr>
         <w:t xml:space="preserve">td</w:t>
       </w:r>
       <w:r>
         <w:rPr>
           <w:rStyle w:val="DataTypeTok"/>
-        </w:rPr>
-        <w:t xml:space="preserve">&gt;</w:t>
-      </w:r>
-      <w:r>
-        <w:br/>
-      </w:r>
-      <w:r>
-        <w:rPr>
-          <w:rStyle w:val="NormalTok"/>
+          <w:color w:val="00BFFF"/>
+        </w:rPr>
+        <w:t xml:space="preserve">&gt;</w:t>
+      </w:r>
+      <w:r>
+        <w:rPr>
+          <w:color w:val="00BFFF"/>
+        </w:rPr>
+        <w:br/>
+      </w:r>
+      <w:r>
+        <w:rPr>
+          <w:rStyle w:val="NormalTok"/>
+          <w:color w:val="00BFFF"/>
         </w:rPr>
         <w:t xml:space="preserve">          </w:t>
       </w:r>
       <w:r>
         <w:rPr>
           <w:rStyle w:val="DataTypeTok"/>
+          <w:color w:val="00BFFF"/>
         </w:rPr>
         <w:t xml:space="preserve">&lt;</w:t>
       </w:r>
       <w:r>
         <w:rPr>
           <w:rStyle w:val="KeywordTok"/>
+          <w:color w:val="00BFFF"/>
         </w:rPr>
         <w:t xml:space="preserve">td</w:t>
       </w:r>
       <w:r>
         <w:rPr>
           <w:rStyle w:val="DataTypeTok"/>
-        </w:rPr>
-        <w:t xml:space="preserve">&gt;</w:t>
-      </w:r>
-      <w:r>
-        <w:br/>
-      </w:r>
-      <w:r>
-        <w:rPr>
-          <w:rStyle w:val="NormalTok"/>
+          <w:color w:val="00BFFF"/>
+        </w:rPr>
+        <w:t xml:space="preserve">&gt;</w:t>
+      </w:r>
+      <w:r>
+        <w:rPr>
+          <w:color w:val="00BFFF"/>
+        </w:rPr>
+        <w:br/>
+      </w:r>
+      <w:r>
+        <w:rPr>
+          <w:rStyle w:val="NormalTok"/>
+          <w:color w:val="00BFFF"/>
         </w:rPr>
         <w:t xml:space="preserve">            </w:t>
       </w:r>
       <w:r>
         <w:rPr>
           <w:rStyle w:val="DataTypeTok"/>
+          <w:color w:val="00BFFF"/>
         </w:rPr>
         <w:t xml:space="preserve">&lt;</w:t>
       </w:r>
       <w:r>
         <w:rPr>
           <w:rStyle w:val="KeywordTok"/>
+          <w:color w:val="00BFFF"/>
         </w:rPr>
         <w:t xml:space="preserve">a</w:t>
       </w:r>
       <w:r>
         <w:rPr>
           <w:rStyle w:val="NormalTok"/>
+          <w:color w:val="00BFFF"/>
         </w:rPr>
         <w:t xml:space="preserve"> </w:t>
       </w:r>
       <w:r>
         <w:rPr>
           <w:rStyle w:val="ErrorTok"/>
+          <w:color w:val="00BFFF"/>
         </w:rPr>
         <w:t xml:space="preserve">href</w:t>
       </w:r>
       <w:r>
         <w:rPr>
           <w:rStyle w:val="OtherTok"/>
+          <w:color w:val="00BFFF"/>
         </w:rPr>
         <w:t xml:space="preserve">=</w:t>
       </w:r>
       <w:r>
         <w:rPr>
           <w:rStyle w:val="StringTok"/>
+          <w:color w:val="00BFFF"/>
         </w:rPr>
         <w:t xml:space="preserve">"[INSTAGRAM_URL]"</w:t>
       </w:r>
       <w:r>
         <w:rPr>
           <w:rStyle w:val="NormalTok"/>
+          <w:color w:val="00BFFF"/>
         </w:rPr>
         <w:t xml:space="preserve"> </w:t>
       </w:r>
       <w:r>
         <w:rPr>
           <w:rStyle w:val="ErrorTok"/>
+          <w:color w:val="00BFFF"/>
         </w:rPr>
         <w:t xml:space="preserve">style</w:t>
       </w:r>
       <w:r>
         <w:rPr>
           <w:rStyle w:val="OtherTok"/>
+          <w:color w:val="00BFFF"/>
         </w:rPr>
         <w:t xml:space="preserve">=</w:t>
       </w:r>
       <w:r>
         <w:rPr>
           <w:rStyle w:val="StringTok"/>
+          <w:color w:val="00BFFF"/>
         </w:rPr>
         <w:t xml:space="preserve">"color: #0099CC; text-decoration: none; font-size: 11px;"</w:t>
       </w:r>
       <w:r>
         <w:rPr>
           <w:rStyle w:val="DataTypeTok"/>
-        </w:rPr>
-        <w:t xml:space="preserve">&gt;</w:t>
-      </w:r>
-      <w:r>
-        <w:rPr>
-          <w:rStyle w:val="NormalTok"/>
+          <w:color w:val="00BFFF"/>
+        </w:rPr>
+        <w:t xml:space="preserve">&gt;</w:t>
+      </w:r>
+      <w:r>
+        <w:rPr>
+          <w:rStyle w:val="NormalTok"/>
+          <w:color w:val="00BFFF"/>
         </w:rPr>
         <w:t xml:space="preserve">Instagram</w:t>
       </w:r>
       <w:r>
         <w:rPr>
           <w:rStyle w:val="DataTypeTok"/>
+          <w:color w:val="00BFFF"/>
         </w:rPr>
         <w:t xml:space="preserve">&lt;/</w:t>
       </w:r>
       <w:r>
         <w:rPr>
           <w:rStyle w:val="KeywordTok"/>
+          <w:color w:val="00BFFF"/>
         </w:rPr>
         <w:t xml:space="preserve">a</w:t>
       </w:r>
       <w:r>
         <w:rPr>
           <w:rStyle w:val="DataTypeTok"/>
-        </w:rPr>
-        <w:t xml:space="preserve">&gt;</w:t>
-      </w:r>
-      <w:r>
-        <w:br/>
-      </w:r>
-      <w:r>
-        <w:rPr>
-          <w:rStyle w:val="NormalTok"/>
+          <w:color w:val="00BFFF"/>
+        </w:rPr>
+        <w:t xml:space="preserve">&gt;</w:t>
+      </w:r>
+      <w:r>
+        <w:rPr>
+          <w:color w:val="00BFFF"/>
+        </w:rPr>
+        <w:br/>
+      </w:r>
+      <w:r>
+        <w:rPr>
+          <w:rStyle w:val="NormalTok"/>
+          <w:color w:val="00BFFF"/>
         </w:rPr>
         <w:t xml:space="preserve">          </w:t>
       </w:r>
       <w:r>
         <w:rPr>
           <w:rStyle w:val="DataTypeTok"/>
+          <w:color w:val="00BFFF"/>
         </w:rPr>
         <w:t xml:space="preserve">&lt;/</w:t>
       </w:r>
       <w:r>
         <w:rPr>
           <w:rStyle w:val="KeywordTok"/>
+          <w:color w:val="00BFFF"/>
         </w:rPr>
         <w:t xml:space="preserve">td</w:t>
       </w:r>
       <w:r>
         <w:rPr>
           <w:rStyle w:val="DataTypeTok"/>
-        </w:rPr>
-        <w:t xml:space="preserve">&gt;</w:t>
-      </w:r>
-      <w:r>
-        <w:br/>
-      </w:r>
-      <w:r>
-        <w:rPr>
-          <w:rStyle w:val="NormalTok"/>
+          <w:color w:val="00BFFF"/>
+        </w:rPr>
+        <w:t xml:space="preserve">&gt;</w:t>
+      </w:r>
+      <w:r>
+        <w:rPr>
+          <w:color w:val="00BFFF"/>
+        </w:rPr>
+        <w:br/>
+      </w:r>
+      <w:r>
+        <w:rPr>
+          <w:rStyle w:val="NormalTok"/>
+          <w:color w:val="00BFFF"/>
         </w:rPr>
         <w:t xml:space="preserve">        </w:t>
       </w:r>
       <w:r>
         <w:rPr>
           <w:rStyle w:val="DataTypeTok"/>
+          <w:color w:val="00BFFF"/>
         </w:rPr>
         <w:t xml:space="preserve">&lt;/</w:t>
       </w:r>
       <w:r>
         <w:rPr>
           <w:rStyle w:val="KeywordTok"/>
+          <w:color w:val="00BFFF"/>
         </w:rPr>
         <w:t xml:space="preserve">tr</w:t>
       </w:r>
       <w:r>
         <w:rPr>
           <w:rStyle w:val="DataTypeTok"/>
-        </w:rPr>
-        <w:t xml:space="preserve">&gt;</w:t>
-      </w:r>
-      <w:r>
-        <w:br/>
-      </w:r>
-      <w:r>
-        <w:rPr>
-          <w:rStyle w:val="NormalTok"/>
+          <w:color w:val="00BFFF"/>
+        </w:rPr>
+        <w:t xml:space="preserve">&gt;</w:t>
+      </w:r>
+      <w:r>
+        <w:rPr>
+          <w:color w:val="00BFFF"/>
+        </w:rPr>
+        <w:br/>
+      </w:r>
+      <w:r>
+        <w:rPr>
+          <w:rStyle w:val="NormalTok"/>
+          <w:color w:val="00BFFF"/>
         </w:rPr>
         <w:t xml:space="preserve">      </w:t>
       </w:r>
       <w:r>
         <w:rPr>
           <w:rStyle w:val="DataTypeTok"/>
+          <w:color w:val="00BFFF"/>
         </w:rPr>
         <w:t xml:space="preserve">&lt;/</w:t>
       </w:r>
       <w:r>
         <w:rPr>
           <w:rStyle w:val="KeywordTok"/>
+          <w:color w:val="00BFFF"/>
         </w:rPr>
         <w:t xml:space="preserve">table</w:t>
       </w:r>
       <w:r>
         <w:rPr>
           <w:rStyle w:val="DataTypeTok"/>
-        </w:rPr>
-        <w:t xml:space="preserve">&gt;</w:t>
-      </w:r>
-      <w:r>
-        <w:br/>
-      </w:r>
-      <w:r>
-        <w:rPr>
-          <w:rStyle w:val="NormalTok"/>
+          <w:color w:val="00BFFF"/>
+        </w:rPr>
+        <w:t xml:space="preserve">&gt;</w:t>
+      </w:r>
+      <w:r>
+        <w:rPr>
+          <w:color w:val="00BFFF"/>
+        </w:rPr>
+        <w:br/>
+      </w:r>
+      <w:r>
+        <w:rPr>
+          <w:rStyle w:val="NormalTok"/>
+          <w:color w:val="00BFFF"/>
         </w:rPr>
         <w:t xml:space="preserve">    </w:t>
       </w:r>
       <w:r>
         <w:rPr>
           <w:rStyle w:val="DataTypeTok"/>
+          <w:color w:val="00BFFF"/>
         </w:rPr>
         <w:t xml:space="preserve">&lt;/</w:t>
       </w:r>
       <w:r>
         <w:rPr>
           <w:rStyle w:val="KeywordTok"/>
+          <w:color w:val="00BFFF"/>
         </w:rPr>
         <w:t xml:space="preserve">td</w:t>
       </w:r>
       <w:r>
         <w:rPr>
           <w:rStyle w:val="DataTypeTok"/>
-        </w:rPr>
-        <w:t xml:space="preserve">&gt;</w:t>
-      </w:r>
-      <w:r>
-        <w:br/>
-      </w:r>
-      <w:r>
-        <w:rPr>
-          <w:rStyle w:val="NormalTok"/>
+          <w:color w:val="00BFFF"/>
+        </w:rPr>
+        <w:t xml:space="preserve">&gt;</w:t>
+      </w:r>
+      <w:r>
+        <w:rPr>
+          <w:color w:val="00BFFF"/>
+        </w:rPr>
+        <w:br/>
+      </w:r>
+      <w:r>
+        <w:rPr>
+          <w:rStyle w:val="NormalTok"/>
+          <w:color w:val="00BFFF"/>
         </w:rPr>
         <w:t xml:space="preserve">  </w:t>
       </w:r>
       <w:r>
         <w:rPr>
           <w:rStyle w:val="DataTypeTok"/>
+          <w:color w:val="00BFFF"/>
         </w:rPr>
         <w:t xml:space="preserve">&lt;/</w:t>
       </w:r>
       <w:r>
         <w:rPr>
           <w:rStyle w:val="KeywordTok"/>
+          <w:color w:val="00BFFF"/>
         </w:rPr>
         <w:t xml:space="preserve">tr</w:t>
       </w:r>
       <w:r>
         <w:rPr>
           <w:rStyle w:val="DataTypeTok"/>
-        </w:rPr>
-        <w:t xml:space="preserve">&gt;</w:t>
-      </w:r>
-      <w:r>
-        <w:br/>
-      </w:r>
-      <w:r>
-        <w:rPr>
-          <w:rStyle w:val="NormalTok"/>
+          <w:color w:val="00BFFF"/>
+        </w:rPr>
+        <w:t xml:space="preserve">&gt;</w:t>
+      </w:r>
+      <w:r>
+        <w:rPr>
+          <w:color w:val="00BFFF"/>
+        </w:rPr>
+        <w:br/>
+      </w:r>
+      <w:r>
+        <w:rPr>
+          <w:rStyle w:val="NormalTok"/>
+          <w:color w:val="00BFFF"/>
         </w:rPr>
         <w:t xml:space="preserve">  </w:t>
       </w:r>
       <w:r>
         <w:rPr>
           <w:rStyle w:val="CommentTok"/>
+          <w:color w:val="00BFFF"/>
         </w:rPr>
         <w:t xml:space="preserve">&lt;!-- Disclaimer --&gt;</w:t>
       </w:r>
       <w:r>
-        <w:br/>
-      </w:r>
-      <w:r>
-        <w:rPr>
-          <w:rStyle w:val="NormalTok"/>
+        <w:rPr>
+          <w:color w:val="00BFFF"/>
+        </w:rPr>
+        <w:br/>
+      </w:r>
+      <w:r>
+        <w:rPr>
+          <w:rStyle w:val="NormalTok"/>
+          <w:color w:val="00BFFF"/>
         </w:rPr>
         <w:t xml:space="preserve">  </w:t>
       </w:r>
       <w:r>
         <w:rPr>
           <w:rStyle w:val="DataTypeTok"/>
+          <w:color w:val="00BFFF"/>
         </w:rPr>
         <w:t xml:space="preserve">&lt;</w:t>
       </w:r>
       <w:r>
         <w:rPr>
           <w:rStyle w:val="KeywordTok"/>
+          <w:color w:val="00BFFF"/>
         </w:rPr>
         <w:t xml:space="preserve">tr</w:t>
       </w:r>
       <w:r>
         <w:rPr>
           <w:rStyle w:val="DataTypeTok"/>
-        </w:rPr>
-        <w:t xml:space="preserve">&gt;</w:t>
-      </w:r>
-      <w:r>
-        <w:br/>
-      </w:r>
-      <w:r>
-        <w:rPr>
-          <w:rStyle w:val="NormalTok"/>
+          <w:color w:val="00BFFF"/>
+        </w:rPr>
+        <w:t xml:space="preserve">&gt;</w:t>
+      </w:r>
+      <w:r>
+        <w:rPr>
+          <w:color w:val="00BFFF"/>
+        </w:rPr>
+        <w:br/>
+      </w:r>
+      <w:r>
+        <w:rPr>
+          <w:rStyle w:val="NormalTok"/>
+          <w:color w:val="00BFFF"/>
         </w:rPr>
         <w:t xml:space="preserve">    </w:t>
       </w:r>
       <w:r>
         <w:rPr>
           <w:rStyle w:val="DataTypeTok"/>
+          <w:color w:val="00BFFF"/>
         </w:rPr>
         <w:t xml:space="preserve">&lt;</w:t>
       </w:r>
       <w:r>
         <w:rPr>
           <w:rStyle w:val="KeywordTok"/>
+          <w:color w:val="00BFFF"/>
         </w:rPr>
         <w:t xml:space="preserve">td</w:t>
       </w:r>
       <w:r>
         <w:rPr>
           <w:rStyle w:val="NormalTok"/>
+          <w:color w:val="00BFFF"/>
         </w:rPr>
         <w:t xml:space="preserve"> </w:t>
       </w:r>
       <w:r>
         <w:rPr>
           <w:rStyle w:val="ErrorTok"/>
+          <w:color w:val="00BFFF"/>
         </w:rPr>
         <w:t xml:space="preserve">colspan</w:t>
       </w:r>
       <w:r>
         <w:rPr>
           <w:rStyle w:val="OtherTok"/>
+          <w:color w:val="00BFFF"/>
         </w:rPr>
         <w:t xml:space="preserve">=</w:t>
       </w:r>
       <w:r>
         <w:rPr>
           <w:rStyle w:val="StringTok"/>
+          <w:color w:val="00BFFF"/>
         </w:rPr>
         <w:t xml:space="preserve">"2"</w:t>
       </w:r>
       <w:r>
         <w:rPr>
           <w:rStyle w:val="NormalTok"/>
+          <w:color w:val="00BFFF"/>
         </w:rPr>
         <w:t xml:space="preserve"> </w:t>
       </w:r>
       <w:r>
         <w:rPr>
           <w:rStyle w:val="ErrorTok"/>
+          <w:color w:val="00BFFF"/>
         </w:rPr>
         <w:t xml:space="preserve">style</w:t>
       </w:r>
       <w:r>
         <w:rPr>
           <w:rStyle w:val="OtherTok"/>
+          <w:color w:val="00BFFF"/>
         </w:rPr>
         <w:t xml:space="preserve">=</w:t>
       </w:r>
       <w:r>
         <w:rPr>
           <w:rStyle w:val="StringTok"/>
+          <w:color w:val="00BFFF"/>
         </w:rPr>
         <w:t xml:space="preserve">"padding-top: 12px;"</w:t>
       </w:r>
       <w:r>
         <w:rPr>
           <w:rStyle w:val="DataTypeTok"/>
-        </w:rPr>
-        <w:t xml:space="preserve">&gt;</w:t>
-      </w:r>
-      <w:r>
-        <w:br/>
-      </w:r>
-      <w:r>
-        <w:rPr>
-          <w:rStyle w:val="NormalTok"/>
+          <w:color w:val="00BFFF"/>
+        </w:rPr>
+        <w:t xml:space="preserve">&gt;</w:t>
+      </w:r>
+      <w:r>
+        <w:rPr>
+          <w:color w:val="00BFFF"/>
+        </w:rPr>
+        <w:br/>
+      </w:r>
+      <w:r>
+        <w:rPr>
+          <w:rStyle w:val="NormalTok"/>
+          <w:color w:val="00BFFF"/>
         </w:rPr>
         <w:t xml:space="preserve">      </w:t>
       </w:r>
       <w:r>
         <w:rPr>
           <w:rStyle w:val="DataTypeTok"/>
+          <w:color w:val="00BFFF"/>
         </w:rPr>
         <w:t xml:space="preserve">&lt;</w:t>
       </w:r>
       <w:r>
         <w:rPr>
           <w:rStyle w:val="KeywordTok"/>
+          <w:color w:val="00BFFF"/>
         </w:rPr>
         <w:t xml:space="preserve">p</w:t>
       </w:r>
       <w:r>
         <w:rPr>
           <w:rStyle w:val="NormalTok"/>
+          <w:color w:val="00BFFF"/>
         </w:rPr>
         <w:t xml:space="preserve"> </w:t>
       </w:r>
       <w:r>
         <w:rPr>
           <w:rStyle w:val="ErrorTok"/>
+          <w:color w:val="00BFFF"/>
         </w:rPr>
         <w:t xml:space="preserve">style</w:t>
       </w:r>
       <w:r>
         <w:rPr>
           <w:rStyle w:val="OtherTok"/>
+          <w:color w:val="00BFFF"/>
         </w:rPr>
         <w:t xml:space="preserve">=</w:t>
       </w:r>
       <w:r>
         <w:rPr>
           <w:rStyle w:val="StringTok"/>
+          <w:color w:val="00BFFF"/>
         </w:rPr>
         <w:t xml:space="preserve">"font-size: 9px; color: #999999; margin: 0; line-height: 1.4; border-top: 1px solid #eeeeee; padding-top: 8px;"</w:t>
       </w:r>
       <w:r>
         <w:rPr>
           <w:rStyle w:val="DataTypeTok"/>
-        </w:rPr>
-        <w:t xml:space="preserve">&gt;</w:t>
-      </w:r>
-      <w:r>
-        <w:br/>
-      </w:r>
-      <w:r>
-        <w:rPr>
-          <w:rStyle w:val="NormalTok"/>
+          <w:color w:val="00BFFF"/>
+        </w:rPr>
+        <w:t xml:space="preserve">&gt;</w:t>
+      </w:r>
+      <w:r>
+        <w:rPr>
+          <w:color w:val="00BFFF"/>
+        </w:rPr>
+        <w:br/>
+      </w:r>
+      <w:r>
+        <w:rPr>
+          <w:rStyle w:val="NormalTok"/>
+          <w:color w:val="00BFFF"/>
         </w:rPr>
         <w:t xml:space="preserve">        </w:t>
       </w:r>
       <w:r>
         <w:rPr>
           <w:rStyle w:val="DataTypeTok"/>
+          <w:color w:val="00BFFF"/>
         </w:rPr>
         <w:t xml:space="preserve">&lt;</w:t>
       </w:r>
       <w:r>
         <w:rPr>
           <w:rStyle w:val="KeywordTok"/>
+          <w:color w:val="00BFFF"/>
         </w:rPr>
         <w:t xml:space="preserve">strong</w:t>
       </w:r>
       <w:r>
         <w:rPr>
           <w:rStyle w:val="DataTypeTok"/>
-        </w:rPr>
-        <w:t xml:space="preserve">&gt;</w:t>
-      </w:r>
-      <w:r>
-        <w:rPr>
-          <w:rStyle w:val="NormalTok"/>
+          <w:color w:val="00BFFF"/>
+        </w:rPr>
+        <w:t xml:space="preserve">&gt;</w:t>
+      </w:r>
+      <w:r>
+        <w:rPr>
+          <w:rStyle w:val="NormalTok"/>
+          <w:color w:val="00BFFF"/>
         </w:rPr>
         <w:t xml:space="preserve">CONFIDENTIALITY NOTICE:</w:t>
       </w:r>
       <w:r>
         <w:rPr>
           <w:rStyle w:val="DataTypeTok"/>
+          <w:color w:val="00BFFF"/>
         </w:rPr>
         <w:t xml:space="preserve">&lt;/</w:t>
       </w:r>
       <w:r>
         <w:rPr>
           <w:rStyle w:val="KeywordTok"/>
+          <w:color w:val="00BFFF"/>
         </w:rPr>
         <w:t xml:space="preserve">strong</w:t>
       </w:r>
       <w:r>
         <w:rPr>
           <w:rStyle w:val="DataTypeTok"/>
-        </w:rPr>
-        <w:t xml:space="preserve">&gt;</w:t>
-      </w:r>
-      <w:r>
-        <w:rPr>
-          <w:rStyle w:val="NormalTok"/>
+          <w:color w:val="00BFFF"/>
+        </w:rPr>
+        <w:t xml:space="preserve">&gt;</w:t>
+      </w:r>
+      <w:r>
+        <w:rPr>
+          <w:rStyle w:val="NormalTok"/>
+          <w:color w:val="00BFFF"/>
         </w:rPr>
         <w:t xml:space="preserve"> This email and any attachments are confidential and intended solely for the addressee(s). If you have received this email in error, please notify the sender immediately and delete it. Any unauthorized use, disclosure, copying, or distribution is strictly prohibited. PECH Group Holdings Ltd accepts no liability for any damage caused by any virus transmitted by this email.</w:t>
       </w:r>
       <w:r>
-        <w:br/>
-      </w:r>
-      <w:r>
-        <w:rPr>
-          <w:rStyle w:val="NormalTok"/>
+        <w:rPr>
+          <w:color w:val="00BFFF"/>
+        </w:rPr>
+        <w:br/>
+      </w:r>
+      <w:r>
+        <w:rPr>
+          <w:rStyle w:val="NormalTok"/>
+          <w:color w:val="00BFFF"/>
         </w:rPr>
         <w:t xml:space="preserve">      </w:t>
       </w:r>
       <w:r>
         <w:rPr>
           <w:rStyle w:val="DataTypeTok"/>
+          <w:color w:val="00BFFF"/>
         </w:rPr>
         <w:t xml:space="preserve">&lt;/</w:t>
       </w:r>
       <w:r>
         <w:rPr>
           <w:rStyle w:val="KeywordTok"/>
+          <w:color w:val="00BFFF"/>
         </w:rPr>
         <w:t xml:space="preserve">p</w:t>
       </w:r>
       <w:r>
         <w:rPr>
           <w:rStyle w:val="DataTypeTok"/>
-        </w:rPr>
-        <w:t xml:space="preserve">&gt;</w:t>
-      </w:r>
-      <w:r>
-        <w:br/>
-      </w:r>
-      <w:r>
-        <w:rPr>
-          <w:rStyle w:val="NormalTok"/>
+          <w:color w:val="00BFFF"/>
+        </w:rPr>
+        <w:t xml:space="preserve">&gt;</w:t>
+      </w:r>
+      <w:r>
+        <w:rPr>
+          <w:color w:val="00BFFF"/>
+        </w:rPr>
+        <w:br/>
+      </w:r>
+      <w:r>
+        <w:rPr>
+          <w:rStyle w:val="NormalTok"/>
+          <w:color w:val="00BFFF"/>
         </w:rPr>
         <w:t xml:space="preserve">    </w:t>
       </w:r>
       <w:r>
         <w:rPr>
           <w:rStyle w:val="DataTypeTok"/>
+          <w:color w:val="00BFFF"/>
         </w:rPr>
         <w:t xml:space="preserve">&lt;/</w:t>
       </w:r>
       <w:r>
         <w:rPr>
           <w:rStyle w:val="KeywordTok"/>
+          <w:color w:val="00BFFF"/>
         </w:rPr>
         <w:t xml:space="preserve">td</w:t>
       </w:r>
       <w:r>
         <w:rPr>
           <w:rStyle w:val="DataTypeTok"/>
-        </w:rPr>
-        <w:t xml:space="preserve">&gt;</w:t>
-      </w:r>
-      <w:r>
-        <w:br/>
-      </w:r>
-      <w:r>
-        <w:rPr>
-          <w:rStyle w:val="NormalTok"/>
+          <w:color w:val="00BFFF"/>
+        </w:rPr>
+        <w:t xml:space="preserve">&gt;</w:t>
+      </w:r>
+      <w:r>
+        <w:rPr>
+          <w:color w:val="00BFFF"/>
+        </w:rPr>
+        <w:br/>
+      </w:r>
+      <w:r>
+        <w:rPr>
+          <w:rStyle w:val="NormalTok"/>
+          <w:color w:val="00BFFF"/>
         </w:rPr>
         <w:t xml:space="preserve">  </w:t>
       </w:r>
       <w:r>
         <w:rPr>
           <w:rStyle w:val="DataTypeTok"/>
+          <w:color w:val="00BFFF"/>
         </w:rPr>
         <w:t xml:space="preserve">&lt;/</w:t>
       </w:r>
       <w:r>
         <w:rPr>
           <w:rStyle w:val="KeywordTok"/>
+          <w:color w:val="00BFFF"/>
         </w:rPr>
         <w:t xml:space="preserve">tr</w:t>
       </w:r>
       <w:r>
         <w:rPr>
           <w:rStyle w:val="DataTypeTok"/>
-        </w:rPr>
-        <w:t xml:space="preserve">&gt;</w:t>
-      </w:r>
-      <w:r>
-        <w:br/>
-      </w:r>
-      <w:r>
-        <w:rPr>
-          <w:rStyle w:val="DataTypeTok"/>
+          <w:color w:val="00BFFF"/>
+        </w:rPr>
+        <w:t xml:space="preserve">&gt;</w:t>
+      </w:r>
+      <w:r>
+        <w:rPr>
+          <w:color w:val="00BFFF"/>
+        </w:rPr>
+        <w:br/>
+      </w:r>
+      <w:r>
+        <w:rPr>
+          <w:rStyle w:val="DataTypeTok"/>
+          <w:color w:val="00BFFF"/>
         </w:rPr>
         <w:t xml:space="preserve">&lt;/</w:t>
       </w:r>
       <w:r>
         <w:rPr>
           <w:rStyle w:val="KeywordTok"/>
+          <w:color w:val="00BFFF"/>
         </w:rPr>
         <w:t xml:space="preserve">table</w:t>
       </w:r>
       <w:r>
         <w:rPr>
           <w:rStyle w:val="DataTypeTok"/>
+          <w:color w:val="00BFFF"/>
         </w:rPr>
         <w:t xml:space="preserve">&gt;</w:t>
       </w:r>
@@ -3326,126 +4150,189 @@
     <w:p>
       <w:pPr>
         <w:pStyle w:val="Heading3"/>
+        <w:rPr>
+          <w:color w:val="E08A00"/>
+        </w:rPr>
       </w:pPr>
       <w:r>
+        <w:rPr>
+          <w:b/>
+          <w:color w:val="E08A00"/>
+          <w:sz w:val="26"/>
+        </w:rPr>
         <w:t xml:space="preserve">Plain Text Version</w:t>
       </w:r>
     </w:p>
     <w:p>
       <w:pPr>
         <w:pStyle w:val="SourceCode"/>
+        <w:shd w:fill="1B2838" w:val="clear"/>
       </w:pPr>
       <w:r>
         <w:rPr>
           <w:rStyle w:val="VerbatimChar"/>
+          <w:color w:val="00BFFF"/>
         </w:rPr>
         <w:t xml:space="preserve">--</w:t>
       </w:r>
       <w:r>
+        <w:rPr>
+          <w:color w:val="00BFFF"/>
+        </w:rPr>
         <w:br/>
       </w:r>
       <w:r>
         <w:rPr>
           <w:rStyle w:val="VerbatimChar"/>
+          <w:color w:val="00BFFF"/>
         </w:rPr>
         <w:t xml:space="preserve">[EMPLOYEE FULL NAME]</w:t>
       </w:r>
       <w:r>
+        <w:rPr>
+          <w:color w:val="00BFFF"/>
+        </w:rPr>
         <w:br/>
       </w:r>
       <w:r>
         <w:rPr>
           <w:rStyle w:val="VerbatimChar"/>
+          <w:color w:val="00BFFF"/>
         </w:rPr>
         <w:t xml:space="preserve">[Job Title] | [Department]</w:t>
       </w:r>
       <w:r>
+        <w:rPr>
+          <w:color w:val="00BFFF"/>
+        </w:rPr>
         <w:br/>
       </w:r>
       <w:r>
         <w:rPr>
           <w:rStyle w:val="VerbatimChar"/>
+          <w:color w:val="00BFFF"/>
         </w:rPr>
         <w:t xml:space="preserve">PECH Group Holdings Ltd</w:t>
       </w:r>
       <w:r>
-        <w:br/>
-      </w:r>
-      <w:r>
+        <w:rPr>
+          <w:color w:val="00BFFF"/>
+        </w:rPr>
+        <w:br/>
+      </w:r>
+      <w:r>
+        <w:rPr>
+          <w:color w:val="00BFFF"/>
+        </w:rPr>
         <w:br/>
       </w:r>
       <w:r>
         <w:rPr>
           <w:rStyle w:val="VerbatimChar"/>
+          <w:color w:val="00BFFF"/>
         </w:rPr>
         <w:t xml:space="preserve">Phone: +234 XXX XXX XXXX</w:t>
       </w:r>
       <w:r>
+        <w:rPr>
+          <w:color w:val="00BFFF"/>
+        </w:rPr>
         <w:br/>
       </w:r>
       <w:r>
         <w:rPr>
           <w:rStyle w:val="VerbatimChar"/>
+          <w:color w:val="00BFFF"/>
         </w:rPr>
         <w:t xml:space="preserve">Email: name@pechgroupholdings.tech</w:t>
       </w:r>
       <w:r>
+        <w:rPr>
+          <w:color w:val="00BFFF"/>
+        </w:rPr>
         <w:br/>
       </w:r>
       <w:r>
         <w:rPr>
           <w:rStyle w:val="VerbatimChar"/>
+          <w:color w:val="00BFFF"/>
         </w:rPr>
         <w:t xml:space="preserve">Web: www.pechgroupholdings.tech</w:t>
       </w:r>
       <w:r>
+        <w:rPr>
+          <w:color w:val="00BFFF"/>
+        </w:rPr>
         <w:br/>
       </w:r>
       <w:r>
         <w:rPr>
           <w:rStyle w:val="VerbatimChar"/>
+          <w:color w:val="00BFFF"/>
         </w:rPr>
         <w:t xml:space="preserve">Address: Lagos, Nigeria</w:t>
       </w:r>
       <w:r>
-        <w:br/>
-      </w:r>
-      <w:r>
+        <w:rPr>
+          <w:color w:val="00BFFF"/>
+        </w:rPr>
+        <w:br/>
+      </w:r>
+      <w:r>
+        <w:rPr>
+          <w:color w:val="00BFFF"/>
+        </w:rPr>
         <w:br/>
       </w:r>
       <w:r>
         <w:rPr>
           <w:rStyle w:val="VerbatimChar"/>
+          <w:color w:val="00BFFF"/>
         </w:rPr>
         <w:t xml:space="preserve">LinkedIn: [URL] | Twitter/X: [URL] | Instagram: [URL]</w:t>
       </w:r>
       <w:r>
-        <w:br/>
-      </w:r>
-      <w:r>
+        <w:rPr>
+          <w:color w:val="00BFFF"/>
+        </w:rPr>
+        <w:br/>
+      </w:r>
+      <w:r>
+        <w:rPr>
+          <w:color w:val="00BFFF"/>
+        </w:rPr>
         <w:br/>
       </w:r>
       <w:r>
         <w:rPr>
           <w:rStyle w:val="VerbatimChar"/>
+          <w:color w:val="00BFFF"/>
         </w:rPr>
         <w:t xml:space="preserve">CONFIDENTIALITY NOTICE: This email and any attachments are confidential and</w:t>
       </w:r>
       <w:r>
+        <w:rPr>
+          <w:color w:val="00BFFF"/>
+        </w:rPr>
         <w:br/>
       </w:r>
       <w:r>
         <w:rPr>
           <w:rStyle w:val="VerbatimChar"/>
+          <w:color w:val="00BFFF"/>
         </w:rPr>
         <w:t xml:space="preserve">intended solely for the addressee(s). If you have received this email in error,</w:t>
       </w:r>
       <w:r>
+        <w:rPr>
+          <w:color w:val="00BFFF"/>
+        </w:rPr>
         <w:br/>
       </w:r>
       <w:r>
         <w:rPr>
           <w:rStyle w:val="VerbatimChar"/>
+          <w:color w:val="00BFFF"/>
         </w:rPr>
         <w:t xml:space="preserve">please notify the sender immediately and delete it.</w:t>
       </w:r>
@@ -3462,8 +4349,16 @@
     <w:p>
       <w:pPr>
         <w:pStyle w:val="Heading3"/>
+        <w:rPr>
+          <w:color w:val="E08A00"/>
+        </w:rPr>
       </w:pPr>
       <w:r>
+        <w:rPr>
+          <w:b/>
+          <w:color w:val="E08A00"/>
+          <w:sz w:val="26"/>
+        </w:rPr>
         <w:t xml:space="preserve">Setup Instructions</w:t>
       </w:r>
     </w:p>
@@ -3471,8 +4366,16 @@
     <w:p>
       <w:pPr>
         <w:pStyle w:val="Heading4"/>
+        <w:rPr>
+          <w:color w:val="00BFFF"/>
+        </w:rPr>
       </w:pPr>
       <w:r>
+        <w:rPr>
+          <w:b/>
+          <w:color w:val="00BFFF"/>
+          <w:sz w:val="22"/>
+        </w:rPr>
         <w:t xml:space="preserve">Gmail</w:t>
       </w:r>
     </w:p>
@@ -3655,8 +4558,16 @@
     <w:p>
       <w:pPr>
         <w:pStyle w:val="Heading4"/>
+        <w:rPr>
+          <w:color w:val="00BFFF"/>
+        </w:rPr>
       </w:pPr>
       <w:r>
+        <w:rPr>
+          <w:b/>
+          <w:color w:val="00BFFF"/>
+          <w:sz w:val="22"/>
+        </w:rPr>
         <w:t xml:space="preserve">Outlook (Desktop)</w:t>
       </w:r>
     </w:p>
@@ -3818,8 +4729,16 @@
     <w:p>
       <w:pPr>
         <w:pStyle w:val="Heading4"/>
+        <w:rPr>
+          <w:color w:val="00BFFF"/>
+        </w:rPr>
       </w:pPr>
       <w:r>
+        <w:rPr>
+          <w:b/>
+          <w:color w:val="00BFFF"/>
+          <w:sz w:val="22"/>
+        </w:rPr>
         <w:t xml:space="preserve">Outlook (Web)</w:t>
       </w:r>
     </w:p>
@@ -3946,8 +4865,16 @@
     <w:p>
       <w:pPr>
         <w:pStyle w:val="Heading3"/>
+        <w:rPr>
+          <w:color w:val="E08A00"/>
+        </w:rPr>
       </w:pPr>
       <w:r>
+        <w:rPr>
+          <w:b/>
+          <w:color w:val="E08A00"/>
+          <w:sz w:val="26"/>
+        </w:rPr>
         <w:t xml:space="preserve">Color Reference</w:t>
       </w:r>
     </w:p>
@@ -3957,6 +4884,14 @@
         <w:tblW w:type="auto" w:w="0"/>
         <w:tblLook w:firstRow="1" w:lastRow="0" w:firstColumn="0" w:lastColumn="0" w:noHBand="0" w:noVBand="0" w:val="0020"/>
         <w:jc w:val="start"/>
+        <w:tblBorders>
+          <w:top w:val="single" w:sz="4" w:space="0" w:color="B0D4E8"/>
+          <w:left w:val="single" w:sz="4" w:space="0" w:color="B0D4E8"/>
+          <w:bottom w:val="single" w:sz="4" w:space="0" w:color="B0D4E8"/>
+          <w:right w:val="single" w:sz="4" w:space="0" w:color="B0D4E8"/>
+          <w:insideH w:val="single" w:sz="4" w:space="0" w:color="B0D4E8"/>
+          <w:insideV w:val="single" w:sz="4" w:space="0" w:color="B0D4E8"/>
+        </w:tblBorders>
       </w:tblPr>
       <w:tblGrid>
         <w:gridCol w:w="2640"/>
@@ -3968,37 +4903,58 @@
           <w:tblHeader w:val="true"/>
         </w:trPr>
         <w:tc>
-          <w:tcPr/>
+          <w:tcPr>
+            <w:shd w:fill="0099CC" w:val="clear"/>
+          </w:tcPr>
           <w:p>
             <w:pPr>
               <w:pStyle w:val="Compact"/>
               <w:jc w:val="left"/>
             </w:pPr>
             <w:r>
+              <w:rPr>
+                <w:b/>
+                <w:color w:val="FFFFFF"/>
+                <w:sz w:val="20"/>
+              </w:rPr>
               <w:t xml:space="preserve">Element</w:t>
             </w:r>
           </w:p>
         </w:tc>
         <w:tc>
-          <w:tcPr/>
+          <w:tcPr>
+            <w:shd w:fill="0099CC" w:val="clear"/>
+          </w:tcPr>
           <w:p>
             <w:pPr>
               <w:pStyle w:val="Compact"/>
               <w:jc w:val="left"/>
             </w:pPr>
             <w:r>
+              <w:rPr>
+                <w:b/>
+                <w:color w:val="FFFFFF"/>
+                <w:sz w:val="20"/>
+              </w:rPr>
               <w:t xml:space="preserve">Hex Code</w:t>
             </w:r>
           </w:p>
         </w:tc>
         <w:tc>
-          <w:tcPr/>
+          <w:tcPr>
+            <w:shd w:fill="0099CC" w:val="clear"/>
+          </w:tcPr>
           <w:p>
             <w:pPr>
               <w:pStyle w:val="Compact"/>
               <w:jc w:val="left"/>
             </w:pPr>
             <w:r>
+              <w:rPr>
+                <w:b/>
+                <w:color w:val="FFFFFF"/>
+                <w:sz w:val="20"/>
+              </w:rPr>
               <w:t xml:space="preserve">Usage</w:t>
             </w:r>
           </w:p>
@@ -4006,37 +4962,55 @@
       </w:tr>
       <w:tr>
         <w:tc>
-          <w:tcPr/>
+          <w:tcPr>
+            <w:shd w:fill="FFFFFF" w:val="clear"/>
+          </w:tcPr>
           <w:p>
             <w:pPr>
               <w:pStyle w:val="Compact"/>
               <w:jc w:val="left"/>
             </w:pPr>
             <w:r>
+              <w:rPr>
+                <w:color w:val="1A1A1A"/>
+                <w:sz w:val="19"/>
+              </w:rPr>
               <w:t xml:space="preserve">Name</w:t>
             </w:r>
           </w:p>
         </w:tc>
         <w:tc>
-          <w:tcPr/>
+          <w:tcPr>
+            <w:shd w:fill="FFFFFF" w:val="clear"/>
+          </w:tcPr>
           <w:p>
             <w:pPr>
               <w:pStyle w:val="Compact"/>
               <w:jc w:val="left"/>
             </w:pPr>
             <w:r>
+              <w:rPr>
+                <w:color w:val="1A1A1A"/>
+                <w:sz w:val="19"/>
+              </w:rPr>
               <w:t xml:space="preserve">#00BFFF</w:t>
             </w:r>
           </w:p>
         </w:tc>
         <w:tc>
-          <w:tcPr/>
+          <w:tcPr>
+            <w:shd w:fill="FFFFFF" w:val="clear"/>
+          </w:tcPr>
           <w:p>
             <w:pPr>
               <w:pStyle w:val="Compact"/>
               <w:jc w:val="left"/>
             </w:pPr>
             <w:r>
+              <w:rPr>
+                <w:color w:val="1A1A1A"/>
+                <w:sz w:val="19"/>
+              </w:rPr>
               <w:t xml:space="preserve">Employee name text</w:t>
             </w:r>
           </w:p>
@@ -4044,37 +5018,55 @@
       </w:tr>
       <w:tr>
         <w:tc>
-          <w:tcPr/>
+          <w:tcPr>
+            <w:shd w:fill="E8F8FF" w:val="clear"/>
+          </w:tcPr>
           <w:p>
             <w:pPr>
               <w:pStyle w:val="Compact"/>
               <w:jc w:val="left"/>
             </w:pPr>
             <w:r>
+              <w:rPr>
+                <w:color w:val="1A1A1A"/>
+                <w:sz w:val="19"/>
+              </w:rPr>
               <w:t xml:space="preserve">Title/Links</w:t>
             </w:r>
           </w:p>
         </w:tc>
         <w:tc>
-          <w:tcPr/>
+          <w:tcPr>
+            <w:shd w:fill="E8F8FF" w:val="clear"/>
+          </w:tcPr>
           <w:p>
             <w:pPr>
               <w:pStyle w:val="Compact"/>
               <w:jc w:val="left"/>
             </w:pPr>
             <w:r>
+              <w:rPr>
+                <w:color w:val="1A1A1A"/>
+                <w:sz w:val="19"/>
+              </w:rPr>
               <w:t xml:space="preserve">#0099CC</w:t>
             </w:r>
           </w:p>
         </w:tc>
         <w:tc>
-          <w:tcPr/>
+          <w:tcPr>
+            <w:shd w:fill="E8F8FF" w:val="clear"/>
+          </w:tcPr>
           <w:p>
             <w:pPr>
               <w:pStyle w:val="Compact"/>
               <w:jc w:val="left"/>
             </w:pPr>
             <w:r>
+              <w:rPr>
+                <w:color w:val="1A1A1A"/>
+                <w:sz w:val="19"/>
+              </w:rPr>
               <w:t xml:space="preserve">Job title, clickable links</w:t>
             </w:r>
           </w:p>
@@ -4082,37 +5074,55 @@
       </w:tr>
       <w:tr>
         <w:tc>
-          <w:tcPr/>
+          <w:tcPr>
+            <w:shd w:fill="FFFFFF" w:val="clear"/>
+          </w:tcPr>
           <w:p>
             <w:pPr>
               <w:pStyle w:val="Compact"/>
               <w:jc w:val="left"/>
             </w:pPr>
             <w:r>
+              <w:rPr>
+                <w:color w:val="1A1A1A"/>
+                <w:sz w:val="19"/>
+              </w:rPr>
               <w:t xml:space="preserve">Accent Line (left border)</w:t>
             </w:r>
           </w:p>
         </w:tc>
         <w:tc>
-          <w:tcPr/>
+          <w:tcPr>
+            <w:shd w:fill="FFFFFF" w:val="clear"/>
+          </w:tcPr>
           <w:p>
             <w:pPr>
               <w:pStyle w:val="Compact"/>
               <w:jc w:val="left"/>
             </w:pPr>
             <w:r>
+              <w:rPr>
+                <w:color w:val="1A1A1A"/>
+                <w:sz w:val="19"/>
+              </w:rPr>
               <w:t xml:space="preserve">#00BFFF</w:t>
             </w:r>
           </w:p>
         </w:tc>
         <w:tc>
-          <w:tcPr/>
+          <w:tcPr>
+            <w:shd w:fill="FFFFFF" w:val="clear"/>
+          </w:tcPr>
           <w:p>
             <w:pPr>
               <w:pStyle w:val="Compact"/>
               <w:jc w:val="left"/>
             </w:pPr>
             <w:r>
+              <w:rPr>
+                <w:color w:val="1A1A1A"/>
+                <w:sz w:val="19"/>
+              </w:rPr>
               <w:t xml:space="preserve">Vertical separator</w:t>
             </w:r>
           </w:p>
@@ -4120,37 +5130,55 @@
       </w:tr>
       <w:tr>
         <w:tc>
-          <w:tcPr/>
+          <w:tcPr>
+            <w:shd w:fill="E8F8FF" w:val="clear"/>
+          </w:tcPr>
           <w:p>
             <w:pPr>
               <w:pStyle w:val="Compact"/>
               <w:jc w:val="left"/>
             </w:pPr>
             <w:r>
+              <w:rPr>
+                <w:color w:val="1A1A1A"/>
+                <w:sz w:val="19"/>
+              </w:rPr>
               <w:t xml:space="preserve">Divider</w:t>
             </w:r>
           </w:p>
         </w:tc>
         <w:tc>
-          <w:tcPr/>
+          <w:tcPr>
+            <w:shd w:fill="E8F8FF" w:val="clear"/>
+          </w:tcPr>
           <w:p>
             <w:pPr>
               <w:pStyle w:val="Compact"/>
               <w:jc w:val="left"/>
             </w:pPr>
             <w:r>
+              <w:rPr>
+                <w:color w:val="1A1A1A"/>
+                <w:sz w:val="19"/>
+              </w:rPr>
               <w:t xml:space="preserve">#F5A623</w:t>
             </w:r>
           </w:p>
         </w:tc>
         <w:tc>
-          <w:tcPr/>
+          <w:tcPr>
+            <w:shd w:fill="E8F8FF" w:val="clear"/>
+          </w:tcPr>
           <w:p>
             <w:pPr>
               <w:pStyle w:val="Compact"/>
               <w:jc w:val="left"/>
             </w:pPr>
             <w:r>
+              <w:rPr>
+                <w:color w:val="1A1A1A"/>
+                <w:sz w:val="19"/>
+              </w:rPr>
               <w:t xml:space="preserve">Horizontal line under title</w:t>
             </w:r>
           </w:p>
@@ -4158,37 +5186,55 @@
       </w:tr>
       <w:tr>
         <w:tc>
-          <w:tcPr/>
+          <w:tcPr>
+            <w:shd w:fill="FFFFFF" w:val="clear"/>
+          </w:tcPr>
           <w:p>
             <w:pPr>
               <w:pStyle w:val="Compact"/>
               <w:jc w:val="left"/>
             </w:pPr>
             <w:r>
+              <w:rPr>
+                <w:color w:val="1A1A1A"/>
+                <w:sz w:val="19"/>
+              </w:rPr>
               <w:t xml:space="preserve">Body Text</w:t>
             </w:r>
           </w:p>
         </w:tc>
         <w:tc>
-          <w:tcPr/>
+          <w:tcPr>
+            <w:shd w:fill="FFFFFF" w:val="clear"/>
+          </w:tcPr>
           <w:p>
             <w:pPr>
               <w:pStyle w:val="Compact"/>
               <w:jc w:val="left"/>
             </w:pPr>
             <w:r>
+              <w:rPr>
+                <w:color w:val="1A1A1A"/>
+                <w:sz w:val="19"/>
+              </w:rPr>
               <w:t xml:space="preserve">#333333</w:t>
             </w:r>
           </w:p>
         </w:tc>
         <w:tc>
-          <w:tcPr/>
+          <w:tcPr>
+            <w:shd w:fill="FFFFFF" w:val="clear"/>
+          </w:tcPr>
           <w:p>
             <w:pPr>
               <w:pStyle w:val="Compact"/>
               <w:jc w:val="left"/>
             </w:pPr>
             <w:r>
+              <w:rPr>
+                <w:color w:val="1A1A1A"/>
+                <w:sz w:val="19"/>
+              </w:rPr>
               <w:t xml:space="preserve">Contact details</w:t>
             </w:r>
           </w:p>
@@ -4196,37 +5242,55 @@
       </w:tr>
       <w:tr>
         <w:tc>
-          <w:tcPr/>
+          <w:tcPr>
+            <w:shd w:fill="E8F8FF" w:val="clear"/>
+          </w:tcPr>
           <w:p>
             <w:pPr>
               <w:pStyle w:val="Compact"/>
               <w:jc w:val="left"/>
             </w:pPr>
             <w:r>
+              <w:rPr>
+                <w:color w:val="1A1A1A"/>
+                <w:sz w:val="19"/>
+              </w:rPr>
               <w:t xml:space="preserve">Disclaimer</w:t>
             </w:r>
           </w:p>
         </w:tc>
         <w:tc>
-          <w:tcPr/>
+          <w:tcPr>
+            <w:shd w:fill="E8F8FF" w:val="clear"/>
+          </w:tcPr>
           <w:p>
             <w:pPr>
               <w:pStyle w:val="Compact"/>
               <w:jc w:val="left"/>
             </w:pPr>
             <w:r>
+              <w:rPr>
+                <w:color w:val="1A1A1A"/>
+                <w:sz w:val="19"/>
+              </w:rPr>
               <w:t xml:space="preserve">#999999</w:t>
             </w:r>
           </w:p>
         </w:tc>
         <w:tc>
-          <w:tcPr/>
+          <w:tcPr>
+            <w:shd w:fill="E8F8FF" w:val="clear"/>
+          </w:tcPr>
           <w:p>
             <w:pPr>
               <w:pStyle w:val="Compact"/>
               <w:jc w:val="left"/>
             </w:pPr>
             <w:r>
+              <w:rPr>
+                <w:color w:val="1A1A1A"/>
+                <w:sz w:val="19"/>
+              </w:rPr>
               <w:t xml:space="preserve">Legal text</w:t>
             </w:r>
           </w:p>
@@ -4245,8 +5309,16 @@
     <w:p>
       <w:pPr>
         <w:pStyle w:val="Heading3"/>
+        <w:rPr>
+          <w:color w:val="E08A00"/>
+        </w:rPr>
       </w:pPr>
       <w:r>
+        <w:rPr>
+          <w:b/>
+          <w:color w:val="E08A00"/>
+          <w:sz w:val="26"/>
+        </w:rPr>
         <w:t xml:space="preserve">Logo Specifications</w:t>
       </w:r>
     </w:p>
@@ -4256,6 +5328,14 @@
         <w:tblW w:type="auto" w:w="0"/>
         <w:tblLook w:firstRow="1" w:lastRow="0" w:firstColumn="0" w:lastColumn="0" w:noHBand="0" w:noVBand="0" w:val="0020"/>
         <w:jc w:val="start"/>
+        <w:tblBorders>
+          <w:top w:val="single" w:sz="4" w:space="0" w:color="B0D4E8"/>
+          <w:left w:val="single" w:sz="4" w:space="0" w:color="B0D4E8"/>
+          <w:bottom w:val="single" w:sz="4" w:space="0" w:color="B0D4E8"/>
+          <w:right w:val="single" w:sz="4" w:space="0" w:color="B0D4E8"/>
+          <w:insideH w:val="single" w:sz="4" w:space="0" w:color="B0D4E8"/>
+          <w:insideV w:val="single" w:sz="4" w:space="0" w:color="B0D4E8"/>
+        </w:tblBorders>
       </w:tblPr>
       <w:tblGrid>
         <w:gridCol w:w="3960"/>
@@ -4266,25 +5346,39 @@
           <w:tblHeader w:val="true"/>
         </w:trPr>
         <w:tc>
-          <w:tcPr/>
+          <w:tcPr>
+            <w:shd w:fill="0099CC" w:val="clear"/>
+          </w:tcPr>
           <w:p>
             <w:pPr>
               <w:pStyle w:val="Compact"/>
               <w:jc w:val="left"/>
             </w:pPr>
             <w:r>
+              <w:rPr>
+                <w:b/>
+                <w:color w:val="FFFFFF"/>
+                <w:sz w:val="20"/>
+              </w:rPr>
               <w:t xml:space="preserve">Property</w:t>
             </w:r>
           </w:p>
         </w:tc>
         <w:tc>
-          <w:tcPr/>
+          <w:tcPr>
+            <w:shd w:fill="0099CC" w:val="clear"/>
+          </w:tcPr>
           <w:p>
             <w:pPr>
               <w:pStyle w:val="Compact"/>
               <w:jc w:val="left"/>
             </w:pPr>
             <w:r>
+              <w:rPr>
+                <w:b/>
+                <w:color w:val="FFFFFF"/>
+                <w:sz w:val="20"/>
+              </w:rPr>
               <w:t xml:space="preserve">Value</w:t>
             </w:r>
           </w:p>
@@ -4292,7 +5386,9 @@
       </w:tr>
       <w:tr>
         <w:tc>
-          <w:tcPr/>
+          <w:tcPr>
+            <w:shd w:fill="FFFFFF" w:val="clear"/>
+          </w:tcPr>
           <w:p>
             <w:pPr>
               <w:pStyle w:val="Compact"/>
@@ -4302,19 +5398,27 @@
               <w:rPr>
                 <w:bCs/>
                 <w:b/>
+                <w:color w:val="1A1A1A"/>
+                <w:sz w:val="19"/>
               </w:rPr>
               <w:t xml:space="preserve">Recommended Size:</w:t>
             </w:r>
           </w:p>
         </w:tc>
         <w:tc>
-          <w:tcPr/>
+          <w:tcPr>
+            <w:shd w:fill="FFFFFF" w:val="clear"/>
+          </w:tcPr>
           <w:p>
             <w:pPr>
               <w:pStyle w:val="Compact"/>
               <w:jc w:val="left"/>
             </w:pPr>
             <w:r>
+              <w:rPr>
+                <w:color w:val="1A1A1A"/>
+                <w:sz w:val="19"/>
+              </w:rPr>
               <w:t xml:space="preserve">90px x 90px (display)</w:t>
             </w:r>
           </w:p>
@@ -4322,7 +5426,9 @@
       </w:tr>
       <w:tr>
         <w:tc>
-          <w:tcPr/>
+          <w:tcPr>
+            <w:shd w:fill="E8F8FF" w:val="clear"/>
+          </w:tcPr>
           <w:p>
             <w:pPr>
               <w:pStyle w:val="Compact"/>
@@ -4332,19 +5438,27 @@
               <w:rPr>
                 <w:bCs/>
                 <w:b/>
+                <w:color w:val="1A1A1A"/>
+                <w:sz w:val="19"/>
               </w:rPr>
               <w:t xml:space="preserve">Format:</w:t>
             </w:r>
           </w:p>
         </w:tc>
         <w:tc>
-          <w:tcPr/>
+          <w:tcPr>
+            <w:shd w:fill="E8F8FF" w:val="clear"/>
+          </w:tcPr>
           <w:p>
             <w:pPr>
               <w:pStyle w:val="Compact"/>
               <w:jc w:val="left"/>
             </w:pPr>
             <w:r>
+              <w:rPr>
+                <w:color w:val="1A1A1A"/>
+                <w:sz w:val="19"/>
+              </w:rPr>
               <w:t xml:space="preserve">PNG with transparency</w:t>
             </w:r>
           </w:p>
@@ -4352,7 +5466,9 @@
       </w:tr>
       <w:tr>
         <w:tc>
-          <w:tcPr/>
+          <w:tcPr>
+            <w:shd w:fill="FFFFFF" w:val="clear"/>
+          </w:tcPr>
           <w:p>
             <w:pPr>
               <w:pStyle w:val="Compact"/>
@@ -4362,19 +5478,27 @@
               <w:rPr>
                 <w:bCs/>
                 <w:b/>
+                <w:color w:val="1A1A1A"/>
+                <w:sz w:val="19"/>
               </w:rPr>
               <w:t xml:space="preserve">Hosting:</w:t>
             </w:r>
           </w:p>
         </w:tc>
         <w:tc>
-          <w:tcPr/>
+          <w:tcPr>
+            <w:shd w:fill="FFFFFF" w:val="clear"/>
+          </w:tcPr>
           <w:p>
             <w:pPr>
               <w:pStyle w:val="Compact"/>
               <w:jc w:val="left"/>
             </w:pPr>
             <w:r>
+              <w:rPr>
+                <w:color w:val="1A1A1A"/>
+                <w:sz w:val="19"/>
+              </w:rPr>
               <w:t xml:space="preserve">Upload to company CDN or email hosting</w:t>
             </w:r>
           </w:p>
@@ -4382,7 +5506,9 @@
       </w:tr>
       <w:tr>
         <w:tc>
-          <w:tcPr/>
+          <w:tcPr>
+            <w:shd w:fill="E8F8FF" w:val="clear"/>
+          </w:tcPr>
           <w:p>
             <w:pPr>
               <w:pStyle w:val="Compact"/>
@@ -4392,25 +5518,41 @@
               <w:rPr>
                 <w:bCs/>
                 <w:b/>
+                <w:color w:val="1A1A1A"/>
+                <w:sz w:val="19"/>
               </w:rPr>
               <w:t xml:space="preserve">Alt Text:</w:t>
             </w:r>
           </w:p>
         </w:tc>
         <w:tc>
-          <w:tcPr/>
+          <w:tcPr>
+            <w:shd w:fill="E8F8FF" w:val="clear"/>
+          </w:tcPr>
           <w:p>
             <w:pPr>
               <w:pStyle w:val="Compact"/>
               <w:jc w:val="left"/>
             </w:pPr>
             <w:r>
+              <w:rPr>
+                <w:color w:val="1A1A1A"/>
+                <w:sz w:val="19"/>
+              </w:rPr>
               <w:t xml:space="preserve">“</w:t>
             </w:r>
             <w:r>
+              <w:rPr>
+                <w:color w:val="1A1A1A"/>
+                <w:sz w:val="19"/>
+              </w:rPr>
               <w:t xml:space="preserve">PECH Group Holdings</w:t>
             </w:r>
             <w:r>
+              <w:rPr>
+                <w:color w:val="1A1A1A"/>
+                <w:sz w:val="19"/>
+              </w:rPr>
               <w:t xml:space="preserve">”</w:t>
             </w:r>
           </w:p>
@@ -4463,6 +5605,29 @@
         <w:right w:val="single" w:sz="18" w:space="24" w:color="E08A00"/>
       </w:pgBorders>
     </w:sectPr>
+    <w:p>
+      <w:pPr>
+        <w:pBdr>
+          <w:top w:val="single" w:sz="36" w:space="1" w:color="F5A623"/>
+          <w:bottom w:val="single" w:sz="12" w:space="0" w:color="00BFFF"/>
+        </w:pBdr>
+        <w:spacing w:before="300" w:after="0"/>
+      </w:pPr>
+    </w:p>
+    <w:p>
+      <w:pPr>
+        <w:jc w:val="center"/>
+        <w:spacing w:before="60" w:after="0"/>
+      </w:pPr>
+      <w:r>
+        <w:rPr>
+          <w:color w:val="0099CC"/>
+          <w:sz w:val="16"/>
+          <w:szCs w:val="16"/>
+        </w:rPr>
+        <w:t xml:space="preserve">PECH Group Holdings Ltd  |  Lagos, Nigeria  |  pechgroupholdings.tech</w:t>
+      </w:r>
+    </w:p>
   </w:body>
 </w:document>
 </file>

--- a/brand_templates/PECH_EMAIL_SIGNATURE_TEMPLATE.docx
+++ b/brand_templates/PECH_EMAIL_SIGNATURE_TEMPLATE.docx
@@ -58,54 +58,39 @@
         <w:spacing w:after="0"/>
       </w:pPr>
     </w:p>
-    <w:bookmarkStart w:id="29" w:name="Xfec53882f7f31e7f00d049c66e349ab1ad8576f"/>
     <w:p>
       <w:pPr>
-        <w:pStyle w:val="Heading1"/>
-        <w:rPr>
-          <w:color w:val="0099CC"/>
-        </w:rPr>
-        <w:pBdr>
-          <w:bottom w:val="single" w:sz="18" w:space="2" w:color="F5A623"/>
-        </w:pBdr>
+        <w:pStyle w:val="FirstParagraph"/>
       </w:pPr>
       <w:r>
-        <w:rPr>
-          <w:b/>
-          <w:color w:val="0099CC"/>
-          <w:sz w:val="44"/>
-        </w:rPr>
-        <w:t xml:space="preserve">PECH GROUP HOLDINGS LTD — EMAIL SIGNATURE TEMPLATE</w:t>
+        <w:t xml:space="preserve">✉️</w:t>
       </w:r>
     </w:p>
-    <w:bookmarkStart w:id="28" w:name="design-specifications"/>
     <w:p>
       <w:pPr>
-        <w:pBdr>
-          <w:top w:val="single" w:sz="18" w:space="1" w:color="F5A623"/>
-          <w:bottom w:val="single" w:sz="6" w:space="1" w:color="0099CC"/>
-        </w:pBdr>
-        <w:spacing w:before="200" w:after="200"/>
+        <w:pStyle w:val="BodyText"/>
+      </w:pPr>
+      <w:r>
+        <w:t xml:space="preserve">EMAIL SIGNATURE TEMPLATE</w:t>
+      </w:r>
+    </w:p>
+    <w:p>
+      <w:pPr>
+        <w:pStyle w:val="BodyText"/>
+      </w:pPr>
+      <w:r>
+        <w:t xml:space="preserve">Design Specifications</w:t>
+      </w:r>
+    </w:p>
+    <w:p>
+      <w:pPr>
+        <w:pStyle w:val="BodyText"/>
       </w:pPr>
     </w:p>
     <w:p>
       <w:pPr>
-        <w:pStyle w:val="Heading2"/>
-        <w:rPr>
-          <w:color w:val="0099CC"/>
-        </w:rPr>
-        <w:pBdr>
-          <w:bottom w:val="single" w:sz="6" w:space="2" w:color="00BFFF"/>
-        </w:pBdr>
+        <w:pStyle w:val="BodyText"/>
       </w:pPr>
-      <w:r>
-        <w:rPr>
-          <w:b/>
-          <w:color w:val="0099CC"/>
-          <w:sz w:val="32"/>
-        </w:rPr>
-        <w:t xml:space="preserve">Design Specifications</w:t>
-      </w:r>
     </w:p>
     <w:p>
       <w:r>
@@ -5595,16 +5580,7 @@
       </w:r>
     </w:p>
     <w:bookmarkEnd w:id="27"/>
-    <w:bookmarkEnd w:id="28"/>
-    <w:bookmarkEnd w:id="29"/>
-    <w:sectPr>
-      <w:pgBorders w:offsetFrom="page">
-        <w:top w:val="single" w:sz="18" w:space="24" w:color="00BFFF"/>
-        <w:left w:val="single" w:sz="18" w:space="24" w:color="0099CC"/>
-        <w:bottom w:val="single" w:sz="18" w:space="24" w:color="F5A623"/>
-        <w:right w:val="single" w:sz="18" w:space="24" w:color="E08A00"/>
-      </w:pgBorders>
-    </w:sectPr>
+    <w:sectPr/>
     <w:p>
       <w:pPr>
         <w:pBdr>
